--- a/doc/rules/QNSC_RTL_Design_Naming_Rule.docx
+++ b/doc/rules/QNSC_RTL_Design_Naming_Rule.docx
@@ -55,35 +55,7 @@
           <w:sz w:val="24"/>
           <w:szCs w:val="24"/>
         </w:rPr>
-        <w:t>This document defines mand</w:t>
-      </w:r>
-      <w:r>
-        <w:rPr>
-          <w:sz w:val="24"/>
-          <w:szCs w:val="24"/>
-        </w:rPr>
-        <w:t>atory naming rules for</w:t>
-      </w:r>
-      <w:r>
-        <w:rPr>
-          <w:sz w:val="24"/>
-          <w:szCs w:val="24"/>
-        </w:rPr>
-        <w:t xml:space="preserve"> RTL</w:t>
-      </w:r>
-      <w:r>
-        <w:rPr>
-          <w:sz w:val="24"/>
-          <w:szCs w:val="24"/>
-        </w:rPr>
-        <w:t xml:space="preserve"> design</w:t>
-      </w:r>
-      <w:r>
-        <w:rPr>
-          <w:sz w:val="24"/>
-          <w:szCs w:val="24"/>
-        </w:rPr>
-        <w:t>. The rules apply to modules, instances, ports, internal signals, constants, and integration interfaces. Exceptions shall be explicitly reviewed and agreed before implementation.</w:t>
+        <w:t xml:space="preserve">This document defines mandatory naming rules for RTL design. The rules apply to modules, instances, ports, internal signals, constants, and integration interfaces. Exceptions shall be explicitly reviewed and agreed before implementation.</w:t>
       </w:r>
     </w:p>
     <w:p>
@@ -110,28 +82,7 @@
           <w:sz w:val="38"/>
           <w:szCs w:val="38"/>
         </w:rPr>
-        <w:t>V</w:t>
-      </w:r>
-      <w:r>
-        <w:rPr>
-          <w:sz w:val="38"/>
-          <w:szCs w:val="38"/>
-        </w:rPr>
-        <w:t>1</w:t>
-      </w:r>
-      <w:r>
-        <w:rPr>
-          <w:sz w:val="38"/>
-          <w:szCs w:val="38"/>
-        </w:rPr>
-        <w:t>.</w:t>
-      </w:r>
-      <w:r>
-        <w:rPr>
-          <w:sz w:val="38"/>
-          <w:szCs w:val="38"/>
-        </w:rPr>
-        <w:t>0</w:t>
+        <w:t>V1.1</w:t>
       </w:r>
     </w:p>
     <w:p>
@@ -155,19 +106,7 @@
         </w:rPr>
         <w:lastRenderedPageBreak/>
         <w:fldChar w:fldCharType="begin"/>
-      </w:r>
-      <w:r>
-        <w:rPr>
-          <w:rFonts w:asciiTheme="majorHAnsi" w:hAnsiTheme="majorHAnsi"/>
-          <w:sz w:val="24"/>
-        </w:rPr>
         <w:instrText xml:space="preserve"> TOC \o "1-3" \h \z \u </w:instrText>
-      </w:r>
-      <w:r>
-        <w:rPr>
-          <w:rFonts w:asciiTheme="majorHAnsi" w:hAnsiTheme="majorHAnsi"/>
-          <w:sz w:val="24"/>
-        </w:rPr>
         <w:fldChar w:fldCharType="separate"/>
       </w:r>
     </w:p>
@@ -226,11 +165,7 @@
           </w:pPr>
           <w:r>
             <w:fldChar w:fldCharType="begin"/>
-          </w:r>
-          <w:r>
             <w:instrText xml:space="preserve"> TOC \o "1-3" \h \z \u </w:instrText>
-          </w:r>
-          <w:r>
             <w:fldChar w:fldCharType="separate"/>
           </w:r>
           <w:hyperlink w:anchor="_Toc240406063" w:history="1">
@@ -247,26 +182,8 @@
                 <w:webHidden/>
               </w:rPr>
               <w:tab/>
-            </w:r>
-            <w:r>
-              <w:rPr>
-                <w:noProof/>
-                <w:webHidden/>
-              </w:rPr>
               <w:fldChar w:fldCharType="begin"/>
-            </w:r>
-            <w:r>
-              <w:rPr>
-                <w:noProof/>
-                <w:webHidden/>
-              </w:rPr>
               <w:instrText xml:space="preserve"> PAGEREF _Toc240406063 \h </w:instrText>
-            </w:r>
-            <w:r>
-              <w:rPr>
-                <w:noProof/>
-                <w:webHidden/>
-              </w:rPr>
               <w:fldChar w:fldCharType="separate"/>
             </w:r>
             <w:r>
@@ -337,46 +254,10 @@
                 <w:webHidden/>
               </w:rPr>
               <w:tab/>
-            </w:r>
-            <w:r>
-              <w:rPr>
-                <w:noProof/>
-                <w:webHidden/>
-              </w:rPr>
               <w:fldChar w:fldCharType="begin"/>
-            </w:r>
-            <w:r>
-              <w:rPr>
-                <w:noProof/>
-                <w:webHidden/>
-              </w:rPr>
               <w:instrText xml:space="preserve"> PAGEREF _Toc240406064 \h </w:instrText>
-            </w:r>
-            <w:r>
-              <w:rPr>
-                <w:noProof/>
-                <w:webHidden/>
-              </w:rPr>
-            </w:r>
-            <w:r>
-              <w:rPr>
-                <w:noProof/>
-                <w:webHidden/>
-              </w:rPr>
               <w:fldChar w:fldCharType="separate"/>
-            </w:r>
-            <w:r>
-              <w:rPr>
-                <w:noProof/>
-                <w:webHidden/>
-              </w:rPr>
               <w:t>6</w:t>
-            </w:r>
-            <w:r>
-              <w:rPr>
-                <w:noProof/>
-                <w:webHidden/>
-              </w:rPr>
               <w:fldChar w:fldCharType="end"/>
             </w:r>
           </w:hyperlink>
@@ -428,46 +309,10 @@
                 <w:webHidden/>
               </w:rPr>
               <w:tab/>
-            </w:r>
-            <w:r>
-              <w:rPr>
-                <w:noProof/>
-                <w:webHidden/>
-              </w:rPr>
               <w:fldChar w:fldCharType="begin"/>
-            </w:r>
-            <w:r>
-              <w:rPr>
-                <w:noProof/>
-                <w:webHidden/>
-              </w:rPr>
               <w:instrText xml:space="preserve"> PAGEREF _Toc240406065 \h </w:instrText>
-            </w:r>
-            <w:r>
-              <w:rPr>
-                <w:noProof/>
-                <w:webHidden/>
-              </w:rPr>
-            </w:r>
-            <w:r>
-              <w:rPr>
-                <w:noProof/>
-                <w:webHidden/>
-              </w:rPr>
               <w:fldChar w:fldCharType="separate"/>
-            </w:r>
-            <w:r>
-              <w:rPr>
-                <w:noProof/>
-                <w:webHidden/>
-              </w:rPr>
               <w:t>6</w:t>
-            </w:r>
-            <w:r>
-              <w:rPr>
-                <w:noProof/>
-                <w:webHidden/>
-              </w:rPr>
               <w:fldChar w:fldCharType="end"/>
             </w:r>
           </w:hyperlink>
@@ -519,46 +364,10 @@
                 <w:webHidden/>
               </w:rPr>
               <w:tab/>
-            </w:r>
-            <w:r>
-              <w:rPr>
-                <w:noProof/>
-                <w:webHidden/>
-              </w:rPr>
               <w:fldChar w:fldCharType="begin"/>
-            </w:r>
-            <w:r>
-              <w:rPr>
-                <w:noProof/>
-                <w:webHidden/>
-              </w:rPr>
               <w:instrText xml:space="preserve"> PAGEREF _Toc240406066 \h </w:instrText>
-            </w:r>
-            <w:r>
-              <w:rPr>
-                <w:noProof/>
-                <w:webHidden/>
-              </w:rPr>
-            </w:r>
-            <w:r>
-              <w:rPr>
-                <w:noProof/>
-                <w:webHidden/>
-              </w:rPr>
               <w:fldChar w:fldCharType="separate"/>
-            </w:r>
-            <w:r>
-              <w:rPr>
-                <w:noProof/>
-                <w:webHidden/>
-              </w:rPr>
               <w:t>6</w:t>
-            </w:r>
-            <w:r>
-              <w:rPr>
-                <w:noProof/>
-                <w:webHidden/>
-              </w:rPr>
               <w:fldChar w:fldCharType="end"/>
             </w:r>
           </w:hyperlink>
@@ -610,46 +419,10 @@
                 <w:webHidden/>
               </w:rPr>
               <w:tab/>
-            </w:r>
-            <w:r>
-              <w:rPr>
-                <w:noProof/>
-                <w:webHidden/>
-              </w:rPr>
               <w:fldChar w:fldCharType="begin"/>
-            </w:r>
-            <w:r>
-              <w:rPr>
-                <w:noProof/>
-                <w:webHidden/>
-              </w:rPr>
               <w:instrText xml:space="preserve"> PAGEREF _Toc240406067 \h </w:instrText>
-            </w:r>
-            <w:r>
-              <w:rPr>
-                <w:noProof/>
-                <w:webHidden/>
-              </w:rPr>
-            </w:r>
-            <w:r>
-              <w:rPr>
-                <w:noProof/>
-                <w:webHidden/>
-              </w:rPr>
               <w:fldChar w:fldCharType="separate"/>
-            </w:r>
-            <w:r>
-              <w:rPr>
-                <w:noProof/>
-                <w:webHidden/>
-              </w:rPr>
               <w:t>7</w:t>
-            </w:r>
-            <w:r>
-              <w:rPr>
-                <w:noProof/>
-                <w:webHidden/>
-              </w:rPr>
               <w:fldChar w:fldCharType="end"/>
             </w:r>
           </w:hyperlink>
@@ -701,46 +474,10 @@
                 <w:webHidden/>
               </w:rPr>
               <w:tab/>
-            </w:r>
-            <w:r>
-              <w:rPr>
-                <w:noProof/>
-                <w:webHidden/>
-              </w:rPr>
               <w:fldChar w:fldCharType="begin"/>
-            </w:r>
-            <w:r>
-              <w:rPr>
-                <w:noProof/>
-                <w:webHidden/>
-              </w:rPr>
               <w:instrText xml:space="preserve"> PAGEREF _Toc240406068 \h </w:instrText>
-            </w:r>
-            <w:r>
-              <w:rPr>
-                <w:noProof/>
-                <w:webHidden/>
-              </w:rPr>
-            </w:r>
-            <w:r>
-              <w:rPr>
-                <w:noProof/>
-                <w:webHidden/>
-              </w:rPr>
               <w:fldChar w:fldCharType="separate"/>
-            </w:r>
-            <w:r>
-              <w:rPr>
-                <w:noProof/>
-                <w:webHidden/>
-              </w:rPr>
               <w:t>7</w:t>
-            </w:r>
-            <w:r>
-              <w:rPr>
-                <w:noProof/>
-                <w:webHidden/>
-              </w:rPr>
               <w:fldChar w:fldCharType="end"/>
             </w:r>
           </w:hyperlink>
@@ -792,46 +529,10 @@
                 <w:webHidden/>
               </w:rPr>
               <w:tab/>
-            </w:r>
-            <w:r>
-              <w:rPr>
-                <w:noProof/>
-                <w:webHidden/>
-              </w:rPr>
               <w:fldChar w:fldCharType="begin"/>
-            </w:r>
-            <w:r>
-              <w:rPr>
-                <w:noProof/>
-                <w:webHidden/>
-              </w:rPr>
               <w:instrText xml:space="preserve"> PAGEREF _Toc240406069 \h </w:instrText>
-            </w:r>
-            <w:r>
-              <w:rPr>
-                <w:noProof/>
-                <w:webHidden/>
-              </w:rPr>
-            </w:r>
-            <w:r>
-              <w:rPr>
-                <w:noProof/>
-                <w:webHidden/>
-              </w:rPr>
               <w:fldChar w:fldCharType="separate"/>
-            </w:r>
-            <w:r>
-              <w:rPr>
-                <w:noProof/>
-                <w:webHidden/>
-              </w:rPr>
               <w:t>7</w:t>
-            </w:r>
-            <w:r>
-              <w:rPr>
-                <w:noProof/>
-                <w:webHidden/>
-              </w:rPr>
               <w:fldChar w:fldCharType="end"/>
             </w:r>
           </w:hyperlink>
@@ -886,46 +587,10 @@
                 <w:webHidden/>
               </w:rPr>
               <w:tab/>
-            </w:r>
-            <w:r>
-              <w:rPr>
-                <w:noProof/>
-                <w:webHidden/>
-              </w:rPr>
               <w:fldChar w:fldCharType="begin"/>
-            </w:r>
-            <w:r>
-              <w:rPr>
-                <w:noProof/>
-                <w:webHidden/>
-              </w:rPr>
               <w:instrText xml:space="preserve"> PAGEREF _Toc240406070 \h </w:instrText>
-            </w:r>
-            <w:r>
-              <w:rPr>
-                <w:noProof/>
-                <w:webHidden/>
-              </w:rPr>
-            </w:r>
-            <w:r>
-              <w:rPr>
-                <w:noProof/>
-                <w:webHidden/>
-              </w:rPr>
               <w:fldChar w:fldCharType="separate"/>
-            </w:r>
-            <w:r>
-              <w:rPr>
-                <w:noProof/>
-                <w:webHidden/>
-              </w:rPr>
               <w:t>10</w:t>
-            </w:r>
-            <w:r>
-              <w:rPr>
-                <w:noProof/>
-                <w:webHidden/>
-              </w:rPr>
               <w:fldChar w:fldCharType="end"/>
             </w:r>
           </w:hyperlink>
@@ -977,46 +642,10 @@
                 <w:webHidden/>
               </w:rPr>
               <w:tab/>
-            </w:r>
-            <w:r>
-              <w:rPr>
-                <w:noProof/>
-                <w:webHidden/>
-              </w:rPr>
               <w:fldChar w:fldCharType="begin"/>
-            </w:r>
-            <w:r>
-              <w:rPr>
-                <w:noProof/>
-                <w:webHidden/>
-              </w:rPr>
               <w:instrText xml:space="preserve"> PAGEREF _Toc240406071 \h </w:instrText>
-            </w:r>
-            <w:r>
-              <w:rPr>
-                <w:noProof/>
-                <w:webHidden/>
-              </w:rPr>
-            </w:r>
-            <w:r>
-              <w:rPr>
-                <w:noProof/>
-                <w:webHidden/>
-              </w:rPr>
               <w:fldChar w:fldCharType="separate"/>
-            </w:r>
-            <w:r>
-              <w:rPr>
-                <w:noProof/>
-                <w:webHidden/>
-              </w:rPr>
               <w:t>10</w:t>
-            </w:r>
-            <w:r>
-              <w:rPr>
-                <w:noProof/>
-                <w:webHidden/>
-              </w:rPr>
               <w:fldChar w:fldCharType="end"/>
             </w:r>
           </w:hyperlink>
@@ -1068,46 +697,10 @@
                 <w:webHidden/>
               </w:rPr>
               <w:tab/>
-            </w:r>
-            <w:r>
-              <w:rPr>
-                <w:noProof/>
-                <w:webHidden/>
-              </w:rPr>
               <w:fldChar w:fldCharType="begin"/>
-            </w:r>
-            <w:r>
-              <w:rPr>
-                <w:noProof/>
-                <w:webHidden/>
-              </w:rPr>
               <w:instrText xml:space="preserve"> PAGEREF _Toc240406072 \h </w:instrText>
-            </w:r>
-            <w:r>
-              <w:rPr>
-                <w:noProof/>
-                <w:webHidden/>
-              </w:rPr>
-            </w:r>
-            <w:r>
-              <w:rPr>
-                <w:noProof/>
-                <w:webHidden/>
-              </w:rPr>
               <w:fldChar w:fldCharType="separate"/>
-            </w:r>
-            <w:r>
-              <w:rPr>
-                <w:noProof/>
-                <w:webHidden/>
-              </w:rPr>
               <w:t>10</w:t>
-            </w:r>
-            <w:r>
-              <w:rPr>
-                <w:noProof/>
-                <w:webHidden/>
-              </w:rPr>
               <w:fldChar w:fldCharType="end"/>
             </w:r>
           </w:hyperlink>
@@ -1159,46 +752,10 @@
                 <w:webHidden/>
               </w:rPr>
               <w:tab/>
-            </w:r>
-            <w:r>
-              <w:rPr>
-                <w:noProof/>
-                <w:webHidden/>
-              </w:rPr>
               <w:fldChar w:fldCharType="begin"/>
-            </w:r>
-            <w:r>
-              <w:rPr>
-                <w:noProof/>
-                <w:webHidden/>
-              </w:rPr>
               <w:instrText xml:space="preserve"> PAGEREF _Toc240406073 \h </w:instrText>
-            </w:r>
-            <w:r>
-              <w:rPr>
-                <w:noProof/>
-                <w:webHidden/>
-              </w:rPr>
-            </w:r>
-            <w:r>
-              <w:rPr>
-                <w:noProof/>
-                <w:webHidden/>
-              </w:rPr>
               <w:fldChar w:fldCharType="separate"/>
-            </w:r>
-            <w:r>
-              <w:rPr>
-                <w:noProof/>
-                <w:webHidden/>
-              </w:rPr>
               <w:t>11</w:t>
-            </w:r>
-            <w:r>
-              <w:rPr>
-                <w:noProof/>
-                <w:webHidden/>
-              </w:rPr>
               <w:fldChar w:fldCharType="end"/>
             </w:r>
           </w:hyperlink>
@@ -1250,46 +807,10 @@
                 <w:webHidden/>
               </w:rPr>
               <w:tab/>
-            </w:r>
-            <w:r>
-              <w:rPr>
-                <w:noProof/>
-                <w:webHidden/>
-              </w:rPr>
               <w:fldChar w:fldCharType="begin"/>
-            </w:r>
-            <w:r>
-              <w:rPr>
-                <w:noProof/>
-                <w:webHidden/>
-              </w:rPr>
               <w:instrText xml:space="preserve"> PAGEREF _Toc240406074 \h </w:instrText>
-            </w:r>
-            <w:r>
-              <w:rPr>
-                <w:noProof/>
-                <w:webHidden/>
-              </w:rPr>
-            </w:r>
-            <w:r>
-              <w:rPr>
-                <w:noProof/>
-                <w:webHidden/>
-              </w:rPr>
               <w:fldChar w:fldCharType="separate"/>
-            </w:r>
-            <w:r>
-              <w:rPr>
-                <w:noProof/>
-                <w:webHidden/>
-              </w:rPr>
               <w:t>11</w:t>
-            </w:r>
-            <w:r>
-              <w:rPr>
-                <w:noProof/>
-                <w:webHidden/>
-              </w:rPr>
               <w:fldChar w:fldCharType="end"/>
             </w:r>
           </w:hyperlink>
@@ -1341,46 +862,10 @@
                 <w:webHidden/>
               </w:rPr>
               <w:tab/>
-            </w:r>
-            <w:r>
-              <w:rPr>
-                <w:noProof/>
-                <w:webHidden/>
-              </w:rPr>
               <w:fldChar w:fldCharType="begin"/>
-            </w:r>
-            <w:r>
-              <w:rPr>
-                <w:noProof/>
-                <w:webHidden/>
-              </w:rPr>
               <w:instrText xml:space="preserve"> PAGEREF _Toc240406075 \h </w:instrText>
-            </w:r>
-            <w:r>
-              <w:rPr>
-                <w:noProof/>
-                <w:webHidden/>
-              </w:rPr>
-            </w:r>
-            <w:r>
-              <w:rPr>
-                <w:noProof/>
-                <w:webHidden/>
-              </w:rPr>
               <w:fldChar w:fldCharType="separate"/>
-            </w:r>
-            <w:r>
-              <w:rPr>
-                <w:noProof/>
-                <w:webHidden/>
-              </w:rPr>
               <w:t>12</w:t>
-            </w:r>
-            <w:r>
-              <w:rPr>
-                <w:noProof/>
-                <w:webHidden/>
-              </w:rPr>
               <w:fldChar w:fldCharType="end"/>
             </w:r>
           </w:hyperlink>
@@ -1435,46 +920,10 @@
                 <w:webHidden/>
               </w:rPr>
               <w:tab/>
-            </w:r>
-            <w:r>
-              <w:rPr>
-                <w:noProof/>
-                <w:webHidden/>
-              </w:rPr>
               <w:fldChar w:fldCharType="begin"/>
-            </w:r>
-            <w:r>
-              <w:rPr>
-                <w:noProof/>
-                <w:webHidden/>
-              </w:rPr>
               <w:instrText xml:space="preserve"> PAGEREF _Toc240406076 \h </w:instrText>
-            </w:r>
-            <w:r>
-              <w:rPr>
-                <w:noProof/>
-                <w:webHidden/>
-              </w:rPr>
-            </w:r>
-            <w:r>
-              <w:rPr>
-                <w:noProof/>
-                <w:webHidden/>
-              </w:rPr>
               <w:fldChar w:fldCharType="separate"/>
-            </w:r>
-            <w:r>
-              <w:rPr>
-                <w:noProof/>
-                <w:webHidden/>
-              </w:rPr>
               <w:t>13</w:t>
-            </w:r>
-            <w:r>
-              <w:rPr>
-                <w:noProof/>
-                <w:webHidden/>
-              </w:rPr>
               <w:fldChar w:fldCharType="end"/>
             </w:r>
           </w:hyperlink>
@@ -1526,46 +975,10 @@
                 <w:webHidden/>
               </w:rPr>
               <w:tab/>
-            </w:r>
-            <w:r>
-              <w:rPr>
-                <w:noProof/>
-                <w:webHidden/>
-              </w:rPr>
               <w:fldChar w:fldCharType="begin"/>
-            </w:r>
-            <w:r>
-              <w:rPr>
-                <w:noProof/>
-                <w:webHidden/>
-              </w:rPr>
               <w:instrText xml:space="preserve"> PAGEREF _Toc240406077 \h </w:instrText>
-            </w:r>
-            <w:r>
-              <w:rPr>
-                <w:noProof/>
-                <w:webHidden/>
-              </w:rPr>
-            </w:r>
-            <w:r>
-              <w:rPr>
-                <w:noProof/>
-                <w:webHidden/>
-              </w:rPr>
               <w:fldChar w:fldCharType="separate"/>
-            </w:r>
-            <w:r>
-              <w:rPr>
-                <w:noProof/>
-                <w:webHidden/>
-              </w:rPr>
               <w:t>13</w:t>
-            </w:r>
-            <w:r>
-              <w:rPr>
-                <w:noProof/>
-                <w:webHidden/>
-              </w:rPr>
               <w:fldChar w:fldCharType="end"/>
             </w:r>
           </w:hyperlink>
@@ -1617,46 +1030,10 @@
                 <w:webHidden/>
               </w:rPr>
               <w:tab/>
-            </w:r>
-            <w:r>
-              <w:rPr>
-                <w:noProof/>
-                <w:webHidden/>
-              </w:rPr>
               <w:fldChar w:fldCharType="begin"/>
-            </w:r>
-            <w:r>
-              <w:rPr>
-                <w:noProof/>
-                <w:webHidden/>
-              </w:rPr>
               <w:instrText xml:space="preserve"> PAGEREF _Toc240406078 \h </w:instrText>
-            </w:r>
-            <w:r>
-              <w:rPr>
-                <w:noProof/>
-                <w:webHidden/>
-              </w:rPr>
-            </w:r>
-            <w:r>
-              <w:rPr>
-                <w:noProof/>
-                <w:webHidden/>
-              </w:rPr>
               <w:fldChar w:fldCharType="separate"/>
-            </w:r>
-            <w:r>
-              <w:rPr>
-                <w:noProof/>
-                <w:webHidden/>
-              </w:rPr>
               <w:t>13</w:t>
-            </w:r>
-            <w:r>
-              <w:rPr>
-                <w:noProof/>
-                <w:webHidden/>
-              </w:rPr>
               <w:fldChar w:fldCharType="end"/>
             </w:r>
           </w:hyperlink>
@@ -1708,46 +1085,10 @@
                 <w:webHidden/>
               </w:rPr>
               <w:tab/>
-            </w:r>
-            <w:r>
-              <w:rPr>
-                <w:noProof/>
-                <w:webHidden/>
-              </w:rPr>
               <w:fldChar w:fldCharType="begin"/>
-            </w:r>
-            <w:r>
-              <w:rPr>
-                <w:noProof/>
-                <w:webHidden/>
-              </w:rPr>
               <w:instrText xml:space="preserve"> PAGEREF _Toc240406079 \h </w:instrText>
-            </w:r>
-            <w:r>
-              <w:rPr>
-                <w:noProof/>
-                <w:webHidden/>
-              </w:rPr>
-            </w:r>
-            <w:r>
-              <w:rPr>
-                <w:noProof/>
-                <w:webHidden/>
-              </w:rPr>
               <w:fldChar w:fldCharType="separate"/>
-            </w:r>
-            <w:r>
-              <w:rPr>
-                <w:noProof/>
-                <w:webHidden/>
-              </w:rPr>
               <w:t>13</w:t>
-            </w:r>
-            <w:r>
-              <w:rPr>
-                <w:noProof/>
-                <w:webHidden/>
-              </w:rPr>
               <w:fldChar w:fldCharType="end"/>
             </w:r>
           </w:hyperlink>
@@ -1799,46 +1140,10 @@
                 <w:webHidden/>
               </w:rPr>
               <w:tab/>
-            </w:r>
-            <w:r>
-              <w:rPr>
-                <w:noProof/>
-                <w:webHidden/>
-              </w:rPr>
               <w:fldChar w:fldCharType="begin"/>
-            </w:r>
-            <w:r>
-              <w:rPr>
-                <w:noProof/>
-                <w:webHidden/>
-              </w:rPr>
               <w:instrText xml:space="preserve"> PAGEREF _Toc240406080 \h </w:instrText>
-            </w:r>
-            <w:r>
-              <w:rPr>
-                <w:noProof/>
-                <w:webHidden/>
-              </w:rPr>
-            </w:r>
-            <w:r>
-              <w:rPr>
-                <w:noProof/>
-                <w:webHidden/>
-              </w:rPr>
               <w:fldChar w:fldCharType="separate"/>
-            </w:r>
-            <w:r>
-              <w:rPr>
-                <w:noProof/>
-                <w:webHidden/>
-              </w:rPr>
               <w:t>14</w:t>
-            </w:r>
-            <w:r>
-              <w:rPr>
-                <w:noProof/>
-                <w:webHidden/>
-              </w:rPr>
               <w:fldChar w:fldCharType="end"/>
             </w:r>
           </w:hyperlink>
@@ -1886,46 +1191,10 @@
                 <w:webHidden/>
               </w:rPr>
               <w:tab/>
-            </w:r>
-            <w:r>
-              <w:rPr>
-                <w:noProof/>
-                <w:webHidden/>
-              </w:rPr>
               <w:fldChar w:fldCharType="begin"/>
-            </w:r>
-            <w:r>
-              <w:rPr>
-                <w:noProof/>
-                <w:webHidden/>
-              </w:rPr>
               <w:instrText xml:space="preserve"> PAGEREF _Toc240406081 \h </w:instrText>
-            </w:r>
-            <w:r>
-              <w:rPr>
-                <w:noProof/>
-                <w:webHidden/>
-              </w:rPr>
-            </w:r>
-            <w:r>
-              <w:rPr>
-                <w:noProof/>
-                <w:webHidden/>
-              </w:rPr>
               <w:fldChar w:fldCharType="separate"/>
-            </w:r>
-            <w:r>
-              <w:rPr>
-                <w:noProof/>
-                <w:webHidden/>
-              </w:rPr>
               <w:t>14</w:t>
-            </w:r>
-            <w:r>
-              <w:rPr>
-                <w:noProof/>
-                <w:webHidden/>
-              </w:rPr>
               <w:fldChar w:fldCharType="end"/>
             </w:r>
           </w:hyperlink>
@@ -1973,46 +1242,10 @@
                 <w:webHidden/>
               </w:rPr>
               <w:tab/>
-            </w:r>
-            <w:r>
-              <w:rPr>
-                <w:noProof/>
-                <w:webHidden/>
-              </w:rPr>
               <w:fldChar w:fldCharType="begin"/>
-            </w:r>
-            <w:r>
-              <w:rPr>
-                <w:noProof/>
-                <w:webHidden/>
-              </w:rPr>
               <w:instrText xml:space="preserve"> PAGEREF _Toc240406082 \h </w:instrText>
-            </w:r>
-            <w:r>
-              <w:rPr>
-                <w:noProof/>
-                <w:webHidden/>
-              </w:rPr>
-            </w:r>
-            <w:r>
-              <w:rPr>
-                <w:noProof/>
-                <w:webHidden/>
-              </w:rPr>
               <w:fldChar w:fldCharType="separate"/>
-            </w:r>
-            <w:r>
-              <w:rPr>
-                <w:noProof/>
-                <w:webHidden/>
-              </w:rPr>
               <w:t>14</w:t>
-            </w:r>
-            <w:r>
-              <w:rPr>
-                <w:noProof/>
-                <w:webHidden/>
-              </w:rPr>
               <w:fldChar w:fldCharType="end"/>
             </w:r>
           </w:hyperlink>
@@ -2060,46 +1293,10 @@
                 <w:webHidden/>
               </w:rPr>
               <w:tab/>
-            </w:r>
-            <w:r>
-              <w:rPr>
-                <w:noProof/>
-                <w:webHidden/>
-              </w:rPr>
               <w:fldChar w:fldCharType="begin"/>
-            </w:r>
-            <w:r>
-              <w:rPr>
-                <w:noProof/>
-                <w:webHidden/>
-              </w:rPr>
               <w:instrText xml:space="preserve"> PAGEREF _Toc240406083 \h </w:instrText>
-            </w:r>
-            <w:r>
-              <w:rPr>
-                <w:noProof/>
-                <w:webHidden/>
-              </w:rPr>
-            </w:r>
-            <w:r>
-              <w:rPr>
-                <w:noProof/>
-                <w:webHidden/>
-              </w:rPr>
               <w:fldChar w:fldCharType="separate"/>
-            </w:r>
-            <w:r>
-              <w:rPr>
-                <w:noProof/>
-                <w:webHidden/>
-              </w:rPr>
               <w:t>14</w:t>
-            </w:r>
-            <w:r>
-              <w:rPr>
-                <w:noProof/>
-                <w:webHidden/>
-              </w:rPr>
               <w:fldChar w:fldCharType="end"/>
             </w:r>
           </w:hyperlink>
@@ -2147,46 +1344,10 @@
                 <w:webHidden/>
               </w:rPr>
               <w:tab/>
-            </w:r>
-            <w:r>
-              <w:rPr>
-                <w:noProof/>
-                <w:webHidden/>
-              </w:rPr>
               <w:fldChar w:fldCharType="begin"/>
-            </w:r>
-            <w:r>
-              <w:rPr>
-                <w:noProof/>
-                <w:webHidden/>
-              </w:rPr>
               <w:instrText xml:space="preserve"> PAGEREF _Toc240406084 \h </w:instrText>
-            </w:r>
-            <w:r>
-              <w:rPr>
-                <w:noProof/>
-                <w:webHidden/>
-              </w:rPr>
-            </w:r>
-            <w:r>
-              <w:rPr>
-                <w:noProof/>
-                <w:webHidden/>
-              </w:rPr>
               <w:fldChar w:fldCharType="separate"/>
-            </w:r>
-            <w:r>
-              <w:rPr>
-                <w:noProof/>
-                <w:webHidden/>
-              </w:rPr>
               <w:t>14</w:t>
-            </w:r>
-            <w:r>
-              <w:rPr>
-                <w:noProof/>
-                <w:webHidden/>
-              </w:rPr>
               <w:fldChar w:fldCharType="end"/>
             </w:r>
           </w:hyperlink>
@@ -2234,46 +1395,10 @@
                 <w:webHidden/>
               </w:rPr>
               <w:tab/>
-            </w:r>
-            <w:r>
-              <w:rPr>
-                <w:noProof/>
-                <w:webHidden/>
-              </w:rPr>
               <w:fldChar w:fldCharType="begin"/>
-            </w:r>
-            <w:r>
-              <w:rPr>
-                <w:noProof/>
-                <w:webHidden/>
-              </w:rPr>
               <w:instrText xml:space="preserve"> PAGEREF _Toc240406085 \h </w:instrText>
-            </w:r>
-            <w:r>
-              <w:rPr>
-                <w:noProof/>
-                <w:webHidden/>
-              </w:rPr>
-            </w:r>
-            <w:r>
-              <w:rPr>
-                <w:noProof/>
-                <w:webHidden/>
-              </w:rPr>
               <w:fldChar w:fldCharType="separate"/>
-            </w:r>
-            <w:r>
-              <w:rPr>
-                <w:noProof/>
-                <w:webHidden/>
-              </w:rPr>
               <w:t>14</w:t>
-            </w:r>
-            <w:r>
-              <w:rPr>
-                <w:noProof/>
-                <w:webHidden/>
-              </w:rPr>
               <w:fldChar w:fldCharType="end"/>
             </w:r>
           </w:hyperlink>
@@ -2325,46 +1450,10 @@
                 <w:webHidden/>
               </w:rPr>
               <w:tab/>
-            </w:r>
-            <w:r>
-              <w:rPr>
-                <w:noProof/>
-                <w:webHidden/>
-              </w:rPr>
               <w:fldChar w:fldCharType="begin"/>
-            </w:r>
-            <w:r>
-              <w:rPr>
-                <w:noProof/>
-                <w:webHidden/>
-              </w:rPr>
               <w:instrText xml:space="preserve"> PAGEREF _Toc240406086 \h </w:instrText>
-            </w:r>
-            <w:r>
-              <w:rPr>
-                <w:noProof/>
-                <w:webHidden/>
-              </w:rPr>
-            </w:r>
-            <w:r>
-              <w:rPr>
-                <w:noProof/>
-                <w:webHidden/>
-              </w:rPr>
               <w:fldChar w:fldCharType="separate"/>
-            </w:r>
-            <w:r>
-              <w:rPr>
-                <w:noProof/>
-                <w:webHidden/>
-              </w:rPr>
               <w:t>14</w:t>
-            </w:r>
-            <w:r>
-              <w:rPr>
-                <w:noProof/>
-                <w:webHidden/>
-              </w:rPr>
               <w:fldChar w:fldCharType="end"/>
             </w:r>
           </w:hyperlink>
@@ -2416,46 +1505,10 @@
                 <w:webHidden/>
               </w:rPr>
               <w:tab/>
-            </w:r>
-            <w:r>
-              <w:rPr>
-                <w:noProof/>
-                <w:webHidden/>
-              </w:rPr>
               <w:fldChar w:fldCharType="begin"/>
-            </w:r>
-            <w:r>
-              <w:rPr>
-                <w:noProof/>
-                <w:webHidden/>
-              </w:rPr>
               <w:instrText xml:space="preserve"> PAGEREF _Toc240406087 \h </w:instrText>
-            </w:r>
-            <w:r>
-              <w:rPr>
-                <w:noProof/>
-                <w:webHidden/>
-              </w:rPr>
-            </w:r>
-            <w:r>
-              <w:rPr>
-                <w:noProof/>
-                <w:webHidden/>
-              </w:rPr>
               <w:fldChar w:fldCharType="separate"/>
-            </w:r>
-            <w:r>
-              <w:rPr>
-                <w:noProof/>
-                <w:webHidden/>
-              </w:rPr>
               <w:t>15</w:t>
-            </w:r>
-            <w:r>
-              <w:rPr>
-                <w:noProof/>
-                <w:webHidden/>
-              </w:rPr>
               <w:fldChar w:fldCharType="end"/>
             </w:r>
           </w:hyperlink>
@@ -2507,46 +1560,10 @@
                 <w:webHidden/>
               </w:rPr>
               <w:tab/>
-            </w:r>
-            <w:r>
-              <w:rPr>
-                <w:noProof/>
-                <w:webHidden/>
-              </w:rPr>
               <w:fldChar w:fldCharType="begin"/>
-            </w:r>
-            <w:r>
-              <w:rPr>
-                <w:noProof/>
-                <w:webHidden/>
-              </w:rPr>
               <w:instrText xml:space="preserve"> PAGEREF _Toc240406088 \h </w:instrText>
-            </w:r>
-            <w:r>
-              <w:rPr>
-                <w:noProof/>
-                <w:webHidden/>
-              </w:rPr>
-            </w:r>
-            <w:r>
-              <w:rPr>
-                <w:noProof/>
-                <w:webHidden/>
-              </w:rPr>
               <w:fldChar w:fldCharType="separate"/>
-            </w:r>
-            <w:r>
-              <w:rPr>
-                <w:noProof/>
-                <w:webHidden/>
-              </w:rPr>
               <w:t>15</w:t>
-            </w:r>
-            <w:r>
-              <w:rPr>
-                <w:noProof/>
-                <w:webHidden/>
-              </w:rPr>
               <w:fldChar w:fldCharType="end"/>
             </w:r>
           </w:hyperlink>
@@ -2598,46 +1615,10 @@
                 <w:webHidden/>
               </w:rPr>
               <w:tab/>
-            </w:r>
-            <w:r>
-              <w:rPr>
-                <w:noProof/>
-                <w:webHidden/>
-              </w:rPr>
               <w:fldChar w:fldCharType="begin"/>
-            </w:r>
-            <w:r>
-              <w:rPr>
-                <w:noProof/>
-                <w:webHidden/>
-              </w:rPr>
               <w:instrText xml:space="preserve"> PAGEREF _Toc240406089 \h </w:instrText>
-            </w:r>
-            <w:r>
-              <w:rPr>
-                <w:noProof/>
-                <w:webHidden/>
-              </w:rPr>
-            </w:r>
-            <w:r>
-              <w:rPr>
-                <w:noProof/>
-                <w:webHidden/>
-              </w:rPr>
               <w:fldChar w:fldCharType="separate"/>
-            </w:r>
-            <w:r>
-              <w:rPr>
-                <w:noProof/>
-                <w:webHidden/>
-              </w:rPr>
               <w:t>15</w:t>
-            </w:r>
-            <w:r>
-              <w:rPr>
-                <w:noProof/>
-                <w:webHidden/>
-              </w:rPr>
               <w:fldChar w:fldCharType="end"/>
             </w:r>
           </w:hyperlink>
@@ -2689,46 +1670,10 @@
                 <w:webHidden/>
               </w:rPr>
               <w:tab/>
-            </w:r>
-            <w:r>
-              <w:rPr>
-                <w:noProof/>
-                <w:webHidden/>
-              </w:rPr>
               <w:fldChar w:fldCharType="begin"/>
-            </w:r>
-            <w:r>
-              <w:rPr>
-                <w:noProof/>
-                <w:webHidden/>
-              </w:rPr>
               <w:instrText xml:space="preserve"> PAGEREF _Toc240406090 \h </w:instrText>
-            </w:r>
-            <w:r>
-              <w:rPr>
-                <w:noProof/>
-                <w:webHidden/>
-              </w:rPr>
-            </w:r>
-            <w:r>
-              <w:rPr>
-                <w:noProof/>
-                <w:webHidden/>
-              </w:rPr>
               <w:fldChar w:fldCharType="separate"/>
-            </w:r>
-            <w:r>
-              <w:rPr>
-                <w:noProof/>
-                <w:webHidden/>
-              </w:rPr>
               <w:t>16</w:t>
-            </w:r>
-            <w:r>
-              <w:rPr>
-                <w:noProof/>
-                <w:webHidden/>
-              </w:rPr>
               <w:fldChar w:fldCharType="end"/>
             </w:r>
           </w:hyperlink>
@@ -2780,46 +1725,10 @@
                 <w:webHidden/>
               </w:rPr>
               <w:tab/>
-            </w:r>
-            <w:r>
-              <w:rPr>
-                <w:noProof/>
-                <w:webHidden/>
-              </w:rPr>
               <w:fldChar w:fldCharType="begin"/>
-            </w:r>
-            <w:r>
-              <w:rPr>
-                <w:noProof/>
-                <w:webHidden/>
-              </w:rPr>
               <w:instrText xml:space="preserve"> PAGEREF _Toc240406091 \h </w:instrText>
-            </w:r>
-            <w:r>
-              <w:rPr>
-                <w:noProof/>
-                <w:webHidden/>
-              </w:rPr>
-            </w:r>
-            <w:r>
-              <w:rPr>
-                <w:noProof/>
-                <w:webHidden/>
-              </w:rPr>
               <w:fldChar w:fldCharType="separate"/>
-            </w:r>
-            <w:r>
-              <w:rPr>
-                <w:noProof/>
-                <w:webHidden/>
-              </w:rPr>
               <w:t>16</w:t>
-            </w:r>
-            <w:r>
-              <w:rPr>
-                <w:noProof/>
-                <w:webHidden/>
-              </w:rPr>
               <w:fldChar w:fldCharType="end"/>
             </w:r>
           </w:hyperlink>
@@ -2871,46 +1780,10 @@
                 <w:webHidden/>
               </w:rPr>
               <w:tab/>
-            </w:r>
-            <w:r>
-              <w:rPr>
-                <w:noProof/>
-                <w:webHidden/>
-              </w:rPr>
               <w:fldChar w:fldCharType="begin"/>
-            </w:r>
-            <w:r>
-              <w:rPr>
-                <w:noProof/>
-                <w:webHidden/>
-              </w:rPr>
               <w:instrText xml:space="preserve"> PAGEREF _Toc240406092 \h </w:instrText>
-            </w:r>
-            <w:r>
-              <w:rPr>
-                <w:noProof/>
-                <w:webHidden/>
-              </w:rPr>
-            </w:r>
-            <w:r>
-              <w:rPr>
-                <w:noProof/>
-                <w:webHidden/>
-              </w:rPr>
               <w:fldChar w:fldCharType="separate"/>
-            </w:r>
-            <w:r>
-              <w:rPr>
-                <w:noProof/>
-                <w:webHidden/>
-              </w:rPr>
               <w:t>16</w:t>
-            </w:r>
-            <w:r>
-              <w:rPr>
-                <w:noProof/>
-                <w:webHidden/>
-              </w:rPr>
               <w:fldChar w:fldCharType="end"/>
             </w:r>
           </w:hyperlink>
@@ -2962,46 +1835,10 @@
                 <w:webHidden/>
               </w:rPr>
               <w:tab/>
-            </w:r>
-            <w:r>
-              <w:rPr>
-                <w:noProof/>
-                <w:webHidden/>
-              </w:rPr>
               <w:fldChar w:fldCharType="begin"/>
-            </w:r>
-            <w:r>
-              <w:rPr>
-                <w:noProof/>
-                <w:webHidden/>
-              </w:rPr>
               <w:instrText xml:space="preserve"> PAGEREF _Toc240406093 \h </w:instrText>
-            </w:r>
-            <w:r>
-              <w:rPr>
-                <w:noProof/>
-                <w:webHidden/>
-              </w:rPr>
-            </w:r>
-            <w:r>
-              <w:rPr>
-                <w:noProof/>
-                <w:webHidden/>
-              </w:rPr>
               <w:fldChar w:fldCharType="separate"/>
-            </w:r>
-            <w:r>
-              <w:rPr>
-                <w:noProof/>
-                <w:webHidden/>
-              </w:rPr>
               <w:t>17</w:t>
-            </w:r>
-            <w:r>
-              <w:rPr>
-                <w:noProof/>
-                <w:webHidden/>
-              </w:rPr>
               <w:fldChar w:fldCharType="end"/>
             </w:r>
           </w:hyperlink>
@@ -3053,46 +1890,10 @@
                 <w:webHidden/>
               </w:rPr>
               <w:tab/>
-            </w:r>
-            <w:r>
-              <w:rPr>
-                <w:noProof/>
-                <w:webHidden/>
-              </w:rPr>
               <w:fldChar w:fldCharType="begin"/>
-            </w:r>
-            <w:r>
-              <w:rPr>
-                <w:noProof/>
-                <w:webHidden/>
-              </w:rPr>
               <w:instrText xml:space="preserve"> PAGEREF _Toc240406094 \h </w:instrText>
-            </w:r>
-            <w:r>
-              <w:rPr>
-                <w:noProof/>
-                <w:webHidden/>
-              </w:rPr>
-            </w:r>
-            <w:r>
-              <w:rPr>
-                <w:noProof/>
-                <w:webHidden/>
-              </w:rPr>
               <w:fldChar w:fldCharType="separate"/>
-            </w:r>
-            <w:r>
-              <w:rPr>
-                <w:noProof/>
-                <w:webHidden/>
-              </w:rPr>
               <w:t>17</w:t>
-            </w:r>
-            <w:r>
-              <w:rPr>
-                <w:noProof/>
-                <w:webHidden/>
-              </w:rPr>
               <w:fldChar w:fldCharType="end"/>
             </w:r>
           </w:hyperlink>
@@ -3144,46 +1945,10 @@
                 <w:webHidden/>
               </w:rPr>
               <w:tab/>
-            </w:r>
-            <w:r>
-              <w:rPr>
-                <w:noProof/>
-                <w:webHidden/>
-              </w:rPr>
               <w:fldChar w:fldCharType="begin"/>
-            </w:r>
-            <w:r>
-              <w:rPr>
-                <w:noProof/>
-                <w:webHidden/>
-              </w:rPr>
               <w:instrText xml:space="preserve"> PAGEREF _Toc240406095 \h </w:instrText>
-            </w:r>
-            <w:r>
-              <w:rPr>
-                <w:noProof/>
-                <w:webHidden/>
-              </w:rPr>
-            </w:r>
-            <w:r>
-              <w:rPr>
-                <w:noProof/>
-                <w:webHidden/>
-              </w:rPr>
               <w:fldChar w:fldCharType="separate"/>
-            </w:r>
-            <w:r>
-              <w:rPr>
-                <w:noProof/>
-                <w:webHidden/>
-              </w:rPr>
               <w:t>17</w:t>
-            </w:r>
-            <w:r>
-              <w:rPr>
-                <w:noProof/>
-                <w:webHidden/>
-              </w:rPr>
               <w:fldChar w:fldCharType="end"/>
             </w:r>
           </w:hyperlink>
@@ -3235,46 +2000,10 @@
                 <w:webHidden/>
               </w:rPr>
               <w:tab/>
-            </w:r>
-            <w:r>
-              <w:rPr>
-                <w:noProof/>
-                <w:webHidden/>
-              </w:rPr>
               <w:fldChar w:fldCharType="begin"/>
-            </w:r>
-            <w:r>
-              <w:rPr>
-                <w:noProof/>
-                <w:webHidden/>
-              </w:rPr>
               <w:instrText xml:space="preserve"> PAGEREF _Toc240406096 \h </w:instrText>
-            </w:r>
-            <w:r>
-              <w:rPr>
-                <w:noProof/>
-                <w:webHidden/>
-              </w:rPr>
-            </w:r>
-            <w:r>
-              <w:rPr>
-                <w:noProof/>
-                <w:webHidden/>
-              </w:rPr>
               <w:fldChar w:fldCharType="separate"/>
-            </w:r>
-            <w:r>
-              <w:rPr>
-                <w:noProof/>
-                <w:webHidden/>
-              </w:rPr>
               <w:t>18</w:t>
-            </w:r>
-            <w:r>
-              <w:rPr>
-                <w:noProof/>
-                <w:webHidden/>
-              </w:rPr>
               <w:fldChar w:fldCharType="end"/>
             </w:r>
           </w:hyperlink>
@@ -3326,46 +2055,10 @@
                 <w:webHidden/>
               </w:rPr>
               <w:tab/>
-            </w:r>
-            <w:r>
-              <w:rPr>
-                <w:noProof/>
-                <w:webHidden/>
-              </w:rPr>
               <w:fldChar w:fldCharType="begin"/>
-            </w:r>
-            <w:r>
-              <w:rPr>
-                <w:noProof/>
-                <w:webHidden/>
-              </w:rPr>
               <w:instrText xml:space="preserve"> PAGEREF _Toc240406097 \h </w:instrText>
-            </w:r>
-            <w:r>
-              <w:rPr>
-                <w:noProof/>
-                <w:webHidden/>
-              </w:rPr>
-            </w:r>
-            <w:r>
-              <w:rPr>
-                <w:noProof/>
-                <w:webHidden/>
-              </w:rPr>
               <w:fldChar w:fldCharType="separate"/>
-            </w:r>
-            <w:r>
-              <w:rPr>
-                <w:noProof/>
-                <w:webHidden/>
-              </w:rPr>
               <w:t>18</w:t>
-            </w:r>
-            <w:r>
-              <w:rPr>
-                <w:noProof/>
-                <w:webHidden/>
-              </w:rPr>
               <w:fldChar w:fldCharType="end"/>
             </w:r>
           </w:hyperlink>
@@ -3417,46 +2110,10 @@
                 <w:webHidden/>
               </w:rPr>
               <w:tab/>
-            </w:r>
-            <w:r>
-              <w:rPr>
-                <w:noProof/>
-                <w:webHidden/>
-              </w:rPr>
               <w:fldChar w:fldCharType="begin"/>
-            </w:r>
-            <w:r>
-              <w:rPr>
-                <w:noProof/>
-                <w:webHidden/>
-              </w:rPr>
               <w:instrText xml:space="preserve"> PAGEREF _Toc240406098 \h </w:instrText>
-            </w:r>
-            <w:r>
-              <w:rPr>
-                <w:noProof/>
-                <w:webHidden/>
-              </w:rPr>
-            </w:r>
-            <w:r>
-              <w:rPr>
-                <w:noProof/>
-                <w:webHidden/>
-              </w:rPr>
               <w:fldChar w:fldCharType="separate"/>
-            </w:r>
-            <w:r>
-              <w:rPr>
-                <w:noProof/>
-                <w:webHidden/>
-              </w:rPr>
               <w:t>18</w:t>
-            </w:r>
-            <w:r>
-              <w:rPr>
-                <w:noProof/>
-                <w:webHidden/>
-              </w:rPr>
               <w:fldChar w:fldCharType="end"/>
             </w:r>
           </w:hyperlink>
@@ -3511,46 +2168,10 @@
                 <w:webHidden/>
               </w:rPr>
               <w:tab/>
-            </w:r>
-            <w:r>
-              <w:rPr>
-                <w:noProof/>
-                <w:webHidden/>
-              </w:rPr>
               <w:fldChar w:fldCharType="begin"/>
-            </w:r>
-            <w:r>
-              <w:rPr>
-                <w:noProof/>
-                <w:webHidden/>
-              </w:rPr>
               <w:instrText xml:space="preserve"> PAGEREF _Toc240406099 \h </w:instrText>
-            </w:r>
-            <w:r>
-              <w:rPr>
-                <w:noProof/>
-                <w:webHidden/>
-              </w:rPr>
-            </w:r>
-            <w:r>
-              <w:rPr>
-                <w:noProof/>
-                <w:webHidden/>
-              </w:rPr>
               <w:fldChar w:fldCharType="separate"/>
-            </w:r>
-            <w:r>
-              <w:rPr>
-                <w:noProof/>
-                <w:webHidden/>
-              </w:rPr>
               <w:t>19</w:t>
-            </w:r>
-            <w:r>
-              <w:rPr>
-                <w:noProof/>
-                <w:webHidden/>
-              </w:rPr>
               <w:fldChar w:fldCharType="end"/>
             </w:r>
           </w:hyperlink>
@@ -3602,46 +2223,10 @@
                 <w:webHidden/>
               </w:rPr>
               <w:tab/>
-            </w:r>
-            <w:r>
-              <w:rPr>
-                <w:noProof/>
-                <w:webHidden/>
-              </w:rPr>
               <w:fldChar w:fldCharType="begin"/>
-            </w:r>
-            <w:r>
-              <w:rPr>
-                <w:noProof/>
-                <w:webHidden/>
-              </w:rPr>
               <w:instrText xml:space="preserve"> PAGEREF _Toc240406100 \h </w:instrText>
-            </w:r>
-            <w:r>
-              <w:rPr>
-                <w:noProof/>
-                <w:webHidden/>
-              </w:rPr>
-            </w:r>
-            <w:r>
-              <w:rPr>
-                <w:noProof/>
-                <w:webHidden/>
-              </w:rPr>
               <w:fldChar w:fldCharType="separate"/>
-            </w:r>
-            <w:r>
-              <w:rPr>
-                <w:noProof/>
-                <w:webHidden/>
-              </w:rPr>
               <w:t>19</w:t>
-            </w:r>
-            <w:r>
-              <w:rPr>
-                <w:noProof/>
-                <w:webHidden/>
-              </w:rPr>
               <w:fldChar w:fldCharType="end"/>
             </w:r>
           </w:hyperlink>
@@ -3693,46 +2278,10 @@
                 <w:webHidden/>
               </w:rPr>
               <w:tab/>
-            </w:r>
-            <w:r>
-              <w:rPr>
-                <w:noProof/>
-                <w:webHidden/>
-              </w:rPr>
               <w:fldChar w:fldCharType="begin"/>
-            </w:r>
-            <w:r>
-              <w:rPr>
-                <w:noProof/>
-                <w:webHidden/>
-              </w:rPr>
               <w:instrText xml:space="preserve"> PAGEREF _Toc240406101 \h </w:instrText>
-            </w:r>
-            <w:r>
-              <w:rPr>
-                <w:noProof/>
-                <w:webHidden/>
-              </w:rPr>
-            </w:r>
-            <w:r>
-              <w:rPr>
-                <w:noProof/>
-                <w:webHidden/>
-              </w:rPr>
               <w:fldChar w:fldCharType="separate"/>
-            </w:r>
-            <w:r>
-              <w:rPr>
-                <w:noProof/>
-                <w:webHidden/>
-              </w:rPr>
               <w:t>19</w:t>
-            </w:r>
-            <w:r>
-              <w:rPr>
-                <w:noProof/>
-                <w:webHidden/>
-              </w:rPr>
               <w:fldChar w:fldCharType="end"/>
             </w:r>
           </w:hyperlink>
@@ -3784,46 +2333,10 @@
                 <w:webHidden/>
               </w:rPr>
               <w:tab/>
-            </w:r>
-            <w:r>
-              <w:rPr>
-                <w:noProof/>
-                <w:webHidden/>
-              </w:rPr>
               <w:fldChar w:fldCharType="begin"/>
-            </w:r>
-            <w:r>
-              <w:rPr>
-                <w:noProof/>
-                <w:webHidden/>
-              </w:rPr>
               <w:instrText xml:space="preserve"> PAGEREF _Toc240406102 \h </w:instrText>
-            </w:r>
-            <w:r>
-              <w:rPr>
-                <w:noProof/>
-                <w:webHidden/>
-              </w:rPr>
-            </w:r>
-            <w:r>
-              <w:rPr>
-                <w:noProof/>
-                <w:webHidden/>
-              </w:rPr>
               <w:fldChar w:fldCharType="separate"/>
-            </w:r>
-            <w:r>
-              <w:rPr>
-                <w:noProof/>
-                <w:webHidden/>
-              </w:rPr>
               <w:t>20</w:t>
-            </w:r>
-            <w:r>
-              <w:rPr>
-                <w:noProof/>
-                <w:webHidden/>
-              </w:rPr>
               <w:fldChar w:fldCharType="end"/>
             </w:r>
           </w:hyperlink>
@@ -4026,6 +2539,48 @@
           <w:p>
             <w:r>
               <w:t>Initial version</w:t>
+            </w:r>
+          </w:p>
+        </w:tc>
+      </w:tr>
+      <w:tr>
+        <w:tc>
+          <w:tcPr>
+            <w:tcW w:w="1098" w:type="dxa"/>
+          </w:tcPr>
+          <w:p>
+            <w:r>
+              <w:t>1.1</w:t>
+            </w:r>
+          </w:p>
+        </w:tc>
+        <w:tc>
+          <w:tcPr>
+            <w:tcW w:w="1440" w:type="dxa"/>
+          </w:tcPr>
+          <w:p>
+            <w:r>
+              <w:t>28/09/2026</w:t>
+            </w:r>
+          </w:p>
+        </w:tc>
+        <w:tc>
+          <w:tcPr>
+            <w:tcW w:w="1980" w:type="dxa"/>
+          </w:tcPr>
+          <w:p>
+            <w:r>
+              <w:t>Nghia VT</w:t>
+            </w:r>
+          </w:p>
+        </w:tc>
+        <w:tc>
+          <w:tcPr>
+            <w:tcW w:w="5922" w:type="dxa"/>
+          </w:tcPr>
+          <w:p>
+            <w:r>
+              <w:t>2.1 and 4.3: a wrapper is m_qnsc_wrap_&lt;ip&gt;, the IP's short name in the chip contract (m_qnsc_wrap_uart, m_qnsc_wrap_isram), not the vendor module name</w:t>
             </w:r>
           </w:p>
         </w:tc>
@@ -6366,7 +4921,7 @@
         <w:rPr>
           <w:rStyle w:val="HTMLCode"/>
         </w:rPr>
-        <w:t>m_qnsc_wrap_&lt;ip_module&gt;</w:t>
+        <w:t>m_qnsc_wrap_&lt;ip&gt;</w:t>
       </w:r>
     </w:p>
     <w:p>
@@ -6374,6 +4929,23 @@
         <w:pStyle w:val="NormalWeb"/>
       </w:pPr>
       <w:r>
+        <w:t xml:space="preserve">where </w:t>
+      </w:r>
+      <w:r>
+        <w:rPr>
+          <w:rStyle w:val="HTMLCode"/>
+        </w:rPr>
+        <w:t>&lt;ip&gt;</w:t>
+      </w:r>
+      <w:r>
+        <w:t xml:space="preserve"> is the short name of the IP as the chip contract names it, without an index, not the name of the vendor module. The name stays the same when the IP is replaced. Two configurations of one IP are two IPs in the contract, each with its own wrapper.</w:t>
+      </w:r>
+    </w:p>
+    <w:p>
+      <w:pPr>
+        <w:pStyle w:val="NormalWeb"/>
+      </w:pPr>
+      <w:r>
         <w:t>Examples:</w:t>
       </w:r>
     </w:p>
@@ -6388,21 +4960,21 @@
         <w:rPr>
           <w:rStyle w:val="HTMLCode"/>
         </w:rPr>
-        <w:t>m_qnsc_wrap_ibex</w:t>
-      </w:r>
-    </w:p>
-    <w:p>
-      <w:pPr>
-        <w:pStyle w:val="HTMLPreformatted"/>
-        <w:rPr>
-          <w:rStyle w:val="HTMLCode"/>
-        </w:rPr>
-      </w:pPr>
-      <w:r>
-        <w:rPr>
-          <w:rStyle w:val="HTMLCode"/>
-        </w:rPr>
-        <w:t>m_qnsc_wrap_apb_uart</w:t>
+        <w:t>m_qnsc_wrap_cpu</w:t>
+      </w:r>
+    </w:p>
+    <w:p>
+      <w:pPr>
+        <w:pStyle w:val="HTMLPreformatted"/>
+        <w:rPr>
+          <w:rStyle w:val="HTMLCode"/>
+        </w:rPr>
+      </w:pPr>
+      <w:r>
+        <w:rPr>
+          <w:rStyle w:val="HTMLCode"/>
+        </w:rPr>
+        <w:t>m_qnsc_wrap_uart</w:t>
       </w:r>
     </w:p>
     <w:p>
@@ -6414,6 +4986,28 @@
           <w:rStyle w:val="HTMLCode"/>
         </w:rPr>
         <w:t>m_qnsc_wrap_timer</w:t>
+      </w:r>
+    </w:p>
+    <w:p>
+      <w:pPr>
+        <w:pStyle w:val="HTMLPreformatted"/>
+      </w:pPr>
+      <w:r>
+        <w:rPr>
+          <w:rStyle w:val="HTMLCode"/>
+        </w:rPr>
+        <w:t>m_qnsc_wrap_isram</w:t>
+      </w:r>
+    </w:p>
+    <w:p>
+      <w:pPr>
+        <w:pStyle w:val="HTMLPreformatted"/>
+      </w:pPr>
+      <w:r>
+        <w:rPr>
+          <w:rStyle w:val="HTMLCode"/>
+        </w:rPr>
+        <w:t>m_qnsc_wrap_dsram</w:t>
       </w:r>
     </w:p>
     <w:p>
@@ -7005,25 +5599,7 @@
         <w:rPr>
           <w:rStyle w:val="HTMLCode"/>
         </w:rPr>
-        <w:t>P</w:t>
-      </w:r>
-      <w:r>
-        <w:rPr>
-          <w:rStyle w:val="HTMLCode"/>
-        </w:rPr>
-        <w:t>_&lt;</w:t>
-      </w:r>
-      <w:r>
-        <w:rPr>
-          <w:rStyle w:val="HTMLCode"/>
-        </w:rPr>
-        <w:t>FUNCTION</w:t>
-      </w:r>
-      <w:r>
-        <w:rPr>
-          <w:rStyle w:val="HTMLCode"/>
-        </w:rPr>
-        <w:t>&gt;</w:t>
+        <w:t>P_&lt;FUNCTION&gt;</w:t>
       </w:r>
     </w:p>
     <w:p>
@@ -8806,13 +7382,7 @@
           <w:rStyle w:val="HTMLCode"/>
         </w:rPr>
         <w:lastRenderedPageBreak/>
-        <w:t>i_pad</w:t>
-      </w:r>
-      <w:r>
-        <w:rPr>
-          <w:rStyle w:val="HTMLCode"/>
-        </w:rPr>
-        <w:t>_</w:t>
+        <w:t>i_pad_</w:t>
       </w:r>
       <w:r>
         <w:rPr>
@@ -11503,13 +10073,7 @@
         <w:rPr>
           <w:rStyle w:val="HTMLCode"/>
         </w:rPr>
-        <w:t xml:space="preserve">    </w:t>
-      </w:r>
-      <w:r>
-        <w:rPr>
-          <w:rStyle w:val="HTMLCode"/>
-        </w:rPr>
-        <w:t>P_DATA_WIDTH</w:t>
+        <w:t xml:space="preserve">    P_DATA_WIDTH</w:t>
       </w:r>
     </w:p>
     <w:p>
@@ -11545,13 +10109,7 @@
         <w:rPr>
           <w:rStyle w:val="HTMLCode"/>
         </w:rPr>
-        <w:t xml:space="preserve">    </w:t>
-      </w:r>
-      <w:r>
-        <w:rPr>
-          <w:rStyle w:val="HTMLCode"/>
-        </w:rPr>
-        <w:t>C_IDLE</w:t>
+        <w:t xml:space="preserve">    C_IDLE</w:t>
       </w:r>
     </w:p>
     <w:p>
@@ -11883,7 +10441,7 @@
                 <w:rStyle w:val="HTMLCode"/>
                 <w:rFonts w:eastAsia="Batang"/>
               </w:rPr>
-              <w:t>m_qnsc_wrap_&lt;ip_module&gt;</w:t>
+              <w:t>m_qnsc_wrap_&lt;ip&gt;</w:t>
             </w:r>
           </w:p>
         </w:tc>

--- a/doc/rules/QNSC_RTL_Design_Naming_Rule.docx
+++ b/doc/rules/QNSC_RTL_Design_Naming_Rule.docx
@@ -82,7 +82,7 @@
           <w:sz w:val="38"/>
           <w:szCs w:val="38"/>
         </w:rPr>
-        <w:t>V1.1</w:t>
+        <w:t>V1.2</w:t>
       </w:r>
     </w:p>
     <w:p>
@@ -2585,6 +2585,48 @@
           </w:p>
         </w:tc>
       </w:tr>
+      <w:tr>
+        <w:tc>
+          <w:tcPr>
+            <w:tcW w:w="1098" w:type="dxa"/>
+          </w:tcPr>
+          <w:p>
+            <w:r>
+              <w:t>1.2</w:t>
+            </w:r>
+          </w:p>
+        </w:tc>
+        <w:tc>
+          <w:tcPr>
+            <w:tcW w:w="1440" w:type="dxa"/>
+          </w:tcPr>
+          <w:p>
+            <w:r>
+              <w:t>01/10/2026</w:t>
+            </w:r>
+          </w:p>
+        </w:tc>
+        <w:tc>
+          <w:tcPr>
+            <w:tcW w:w="1980" w:type="dxa"/>
+          </w:tcPr>
+          <w:p>
+            <w:r>
+              <w:t>Nghia VT</w:t>
+            </w:r>
+          </w:p>
+        </w:tc>
+        <w:tc>
+          <w:tcPr>
+            <w:tcW w:w="5922" w:type="dxa"/>
+          </w:tcPr>
+          <w:p>
+            <w:r>
+              <w:t>2.1: chip top m_qnsc_top / m_qnsc_chip, nested wrapper, packages qnsc_&lt;function&gt;_pkg. 2.3: function locals and struct fields. New 2.6 type, 2.7 file, 2.8 technology cell. 3.1/3.2: role as domain in generic modules. 3.3/3.4: buses with several ports, structs inside a block. 4.3: checklist</w:t>
+            </w:r>
+          </w:p>
+        </w:tc>
+      </w:tr>
     </w:tbl>
     <w:p>
       <w:pPr>
@@ -5135,6 +5177,158 @@
         <w:t>reset_sync</w:t>
       </w:r>
     </w:p>
+    <w:p>
+      <w:pPr>
+        <w:pStyle w:val="NormalWeb"/>
+      </w:pPr>
+      <w:r>
+        <w:t>The chip top shall use:</w:t>
+      </w:r>
+    </w:p>
+    <w:p>
+      <w:pPr>
+        <w:pStyle w:val="HTMLPreformatted"/>
+      </w:pPr>
+      <w:r>
+        <w:rPr>
+          <w:rStyle w:val="HTMLCode"/>
+          <w:lang w:val="en-US"/>
+        </w:rPr>
+        <w:t>m_qnsc_top</w:t>
+      </w:r>
+    </w:p>
+    <w:p>
+      <w:pPr>
+        <w:pStyle w:val="HTMLPreformatted"/>
+      </w:pPr>
+      <w:r>
+        <w:rPr>
+          <w:rStyle w:val="HTMLCode"/>
+          <w:lang w:val="en-US"/>
+        </w:rPr>
+        <w:t>m_qnsc_chip</w:t>
+      </w:r>
+    </w:p>
+    <w:p>
+      <w:pPr>
+        <w:pStyle w:val="NormalWeb"/>
+      </w:pPr>
+      <w:r>
+        <w:t>m_qnsc_top instantiates every block wrapper; m_qnsc_chip is m_qnsc_top plus the pad ring. Both are defined in design/top/rtl/ and nowhere else. The top of a block is its wrapper, m_qnsc_wrap_&lt;ip&gt;; no _top suffix is added.</w:t>
+      </w:r>
+    </w:p>
+    <w:p>
+      <w:pPr>
+        <w:pStyle w:val="NormalWeb"/>
+      </w:pPr>
+      <w:r>
+        <w:t>A wrapper nested inside a block wrapper, around one IP of a block built from several, shall use:</w:t>
+      </w:r>
+    </w:p>
+    <w:p>
+      <w:pPr>
+        <w:pStyle w:val="HTMLPreformatted"/>
+      </w:pPr>
+      <w:r>
+        <w:rPr>
+          <w:rStyle w:val="HTMLCode"/>
+          <w:lang w:val="en-US"/>
+        </w:rPr>
+        <w:t>m_qnsc_wrap_&lt;ip&gt;_&lt;part&gt;</w:t>
+      </w:r>
+    </w:p>
+    <w:p>
+      <w:pPr>
+        <w:pStyle w:val="NormalWeb"/>
+      </w:pPr>
+      <w:r>
+        <w:t>Examples:</w:t>
+      </w:r>
+    </w:p>
+    <w:p>
+      <w:pPr>
+        <w:pStyle w:val="HTMLPreformatted"/>
+      </w:pPr>
+      <w:r>
+        <w:rPr>
+          <w:rStyle w:val="HTMLCode"/>
+          <w:lang w:val="en-US"/>
+        </w:rPr>
+        <w:t>m_qnsc_wrap_cpu_ibex</w:t>
+      </w:r>
+    </w:p>
+    <w:p>
+      <w:pPr>
+        <w:pStyle w:val="HTMLPreformatted"/>
+      </w:pPr>
+      <w:r>
+        <w:rPr>
+          <w:rStyle w:val="HTMLCode"/>
+          <w:lang w:val="en-US"/>
+        </w:rPr>
+        <w:t>m_qnsc_wrap_cpu_cpu2axi</w:t>
+      </w:r>
+    </w:p>
+    <w:p>
+      <w:pPr>
+        <w:pStyle w:val="NormalWeb"/>
+      </w:pPr>
+      <w:r>
+        <w:t>Packages shall use:</w:t>
+      </w:r>
+    </w:p>
+    <w:p>
+      <w:pPr>
+        <w:pStyle w:val="HTMLPreformatted"/>
+      </w:pPr>
+      <w:r>
+        <w:rPr>
+          <w:rStyle w:val="HTMLCode"/>
+          <w:lang w:val="en-US"/>
+        </w:rPr>
+        <w:t>qnsc_&lt;function&gt;_pkg</w:t>
+      </w:r>
+    </w:p>
+    <w:p>
+      <w:pPr>
+        <w:pStyle w:val="NormalWeb"/>
+      </w:pPr>
+      <w:r>
+        <w:t>Examples:</w:t>
+      </w:r>
+    </w:p>
+    <w:p>
+      <w:pPr>
+        <w:pStyle w:val="HTMLPreformatted"/>
+      </w:pPr>
+      <w:r>
+        <w:rPr>
+          <w:rStyle w:val="HTMLCode"/>
+          <w:lang w:val="en-US"/>
+        </w:rPr>
+        <w:t>qnsc_pkg</w:t>
+      </w:r>
+    </w:p>
+    <w:p>
+      <w:pPr>
+        <w:pStyle w:val="HTMLPreformatted"/>
+      </w:pPr>
+      <w:r>
+        <w:rPr>
+          <w:rStyle w:val="HTMLCode"/>
+          <w:lang w:val="en-US"/>
+        </w:rPr>
+        <w:t>qnsc_cpu2axi_pkg</w:t>
+      </w:r>
+    </w:p>
+    <w:p>
+      <w:pPr>
+        <w:pStyle w:val="NormalWeb"/>
+      </w:pPr>
+      <w:r>
+        <w:t>Packages share one namespace with every vendored package (axi_pkg, tlul_pkg); the prefix keeps ours apart. qnsc_pkg is the package generated from the chip contract.</w:t>
+      </w:r>
+    </w:p>
     <w:p/>
     <w:p>
       <w:pPr>
@@ -5562,6 +5756,14 @@
         <w:t>;</w:t>
       </w:r>
     </w:p>
+    <w:p>
+      <w:pPr>
+        <w:pStyle w:val="NormalWeb"/>
+      </w:pPr>
+      <w:r>
+        <w:t>A variable local to a function or a task, and a field of a struct, is not an internal signal and takes no prefix.</w:t>
+      </w:r>
+    </w:p>
     <w:p/>
     <w:p>
       <w:pPr>
@@ -6109,6 +6311,308 @@
         <w:t>mem_instruction</w:t>
       </w:r>
     </w:p>
+    <w:p>
+      <w:pPr>
+        <w:pStyle w:val="Heading2"/>
+      </w:pPr>
+      <w:bookmarkStart w:id="11" w:name="_Toc240406075"/>
+      <w:bookmarkEnd w:id="11"/>
+      <w:r>
+        <w:t>Type Naming</w:t>
+      </w:r>
+    </w:p>
+    <w:p>
+      <w:pPr>
+        <w:pStyle w:val="NormalWeb"/>
+      </w:pPr>
+      <w:r>
+        <w:t>Types shall use:</w:t>
+      </w:r>
+    </w:p>
+    <w:p>
+      <w:pPr>
+        <w:pStyle w:val="HTMLPreformatted"/>
+      </w:pPr>
+      <w:r>
+        <w:rPr>
+          <w:rStyle w:val="HTMLCode"/>
+          <w:lang w:val="en-US"/>
+        </w:rPr>
+        <w:t>&lt;function&gt;_t</w:t>
+      </w:r>
+    </w:p>
+    <w:p>
+      <w:pPr>
+        <w:pStyle w:val="NormalWeb"/>
+      </w:pPr>
+      <w:r>
+        <w:t>Examples:</w:t>
+      </w:r>
+    </w:p>
+    <w:p>
+      <w:pPr>
+        <w:pStyle w:val="HTMLPreformatted"/>
+      </w:pPr>
+      <w:r>
+        <w:rPr>
+          <w:rStyle w:val="HTMLCode"/>
+          <w:lang w:val="en-US"/>
+        </w:rPr>
+        <w:t>state_t</w:t>
+      </w:r>
+    </w:p>
+    <w:p>
+      <w:pPr>
+        <w:pStyle w:val="HTMLPreformatted"/>
+      </w:pPr>
+      <w:r>
+        <w:rPr>
+          <w:rStyle w:val="HTMLCode"/>
+          <w:lang w:val="en-US"/>
+        </w:rPr>
+        <w:t>addr_t</w:t>
+      </w:r>
+    </w:p>
+    <w:p>
+      <w:pPr>
+        <w:pStyle w:val="HTMLPreformatted"/>
+      </w:pPr>
+      <w:r>
+        <w:rPr>
+          <w:rStyle w:val="HTMLCode"/>
+          <w:lang w:val="en-US"/>
+        </w:rPr>
+        <w:t>axi_req_t</w:t>
+      </w:r>
+    </w:p>
+    <w:p>
+      <w:pPr>
+        <w:pStyle w:val="NormalWeb"/>
+      </w:pPr>
+      <w:r>
+        <w:t>The members of an enum are constants or FSM states and follow 2.4:</w:t>
+      </w:r>
+    </w:p>
+    <w:p>
+      <w:pPr>
+        <w:pStyle w:val="HTMLPreformatted"/>
+      </w:pPr>
+      <w:r>
+        <w:rPr>
+          <w:rStyle w:val="HTMLCode"/>
+          <w:lang w:val="en-US"/>
+        </w:rPr>
+        <w:t>typedef enum logic [1:0] {S_IDLE, S_BUSY, S_DONE} state_t;</w:t>
+      </w:r>
+    </w:p>
+    <w:p>
+      <w:pPr>
+        <w:pStyle w:val="Heading2"/>
+      </w:pPr>
+      <w:bookmarkStart w:id="11" w:name="_Toc240406075"/>
+      <w:bookmarkEnd w:id="11"/>
+      <w:r>
+        <w:t>File Naming</w:t>
+      </w:r>
+    </w:p>
+    <w:p>
+      <w:pPr>
+        <w:pStyle w:val="NormalWeb"/>
+      </w:pPr>
+      <w:r>
+        <w:t>Each file shall hold one module, package or interface, and shall be named after it:</w:t>
+      </w:r>
+    </w:p>
+    <w:p>
+      <w:pPr>
+        <w:pStyle w:val="HTMLPreformatted"/>
+      </w:pPr>
+      <w:r>
+        <w:rPr>
+          <w:rStyle w:val="HTMLCode"/>
+          <w:lang w:val="en-US"/>
+        </w:rPr>
+        <w:t>m_qnsc_wrap_uart.sv     module m_qnsc_wrap_uart</w:t>
+      </w:r>
+    </w:p>
+    <w:p>
+      <w:pPr>
+        <w:pStyle w:val="HTMLPreformatted"/>
+      </w:pPr>
+      <w:r>
+        <w:rPr>
+          <w:rStyle w:val="HTMLCode"/>
+          <w:lang w:val="en-US"/>
+        </w:rPr>
+        <w:t>qnsc_cpu2axi_pkg.sv     package qnsc_cpu2axi_pkg</w:t>
+      </w:r>
+    </w:p>
+    <w:p>
+      <w:pPr>
+        <w:pStyle w:val="NormalWeb"/>
+      </w:pPr>
+      <w:r>
+        <w:t>The source of a wrapper generated with emacs is &lt;module&gt;.src.sv. Simulation, synthesis and connectivity flows take the top of a block from the file name, so a file named otherwise selects the wrong top.</w:t>
+      </w:r>
+    </w:p>
+    <w:p>
+      <w:pPr>
+        <w:pStyle w:val="Heading2"/>
+      </w:pPr>
+      <w:bookmarkStart w:id="11" w:name="_Toc240406075"/>
+      <w:bookmarkEnd w:id="11"/>
+      <w:r>
+        <w:t>Technology Cell Naming</w:t>
+      </w:r>
+    </w:p>
+    <w:p>
+      <w:pPr>
+        <w:pStyle w:val="NormalWeb"/>
+      </w:pPr>
+      <w:r>
+        <w:t>RTL shall not instantiate a cell of a technology library (standard cell, I/O pad, memory macro) directly. Each such cell is reached through a generic module with a fixed name and fixed ports:</w:t>
+      </w:r>
+    </w:p>
+    <w:p>
+      <w:pPr>
+        <w:pStyle w:val="HTMLPreformatted"/>
+      </w:pPr>
+      <w:r>
+        <w:rPr>
+          <w:rStyle w:val="HTMLCode"/>
+          <w:lang w:val="en-US"/>
+        </w:rPr>
+        <w:t>qnsc_&lt;function&gt;</w:t>
+      </w:r>
+    </w:p>
+    <w:p>
+      <w:pPr>
+        <w:pStyle w:val="NormalWeb"/>
+      </w:pPr>
+      <w:r>
+        <w:t>Examples:</w:t>
+      </w:r>
+    </w:p>
+    <w:p>
+      <w:pPr>
+        <w:pStyle w:val="HTMLPreformatted"/>
+      </w:pPr>
+      <w:r>
+        <w:rPr>
+          <w:rStyle w:val="HTMLCode"/>
+          <w:lang w:val="en-US"/>
+        </w:rPr>
+        <w:t>qnsc_clock_gate</w:t>
+      </w:r>
+    </w:p>
+    <w:p>
+      <w:pPr>
+        <w:pStyle w:val="HTMLPreformatted"/>
+      </w:pPr>
+      <w:r>
+        <w:rPr>
+          <w:rStyle w:val="HTMLCode"/>
+          <w:lang w:val="en-US"/>
+        </w:rPr>
+        <w:t>qnsc_clock_buf</w:t>
+      </w:r>
+    </w:p>
+    <w:p>
+      <w:pPr>
+        <w:pStyle w:val="HTMLPreformatted"/>
+      </w:pPr>
+      <w:r>
+        <w:rPr>
+          <w:rStyle w:val="HTMLCode"/>
+          <w:lang w:val="en-US"/>
+        </w:rPr>
+        <w:t>qnsc_clock_mux2</w:t>
+      </w:r>
+    </w:p>
+    <w:p>
+      <w:pPr>
+        <w:pStyle w:val="HTMLPreformatted"/>
+      </w:pPr>
+      <w:r>
+        <w:rPr>
+          <w:rStyle w:val="HTMLCode"/>
+          <w:lang w:val="en-US"/>
+        </w:rPr>
+        <w:t>qnsc_sync</w:t>
+      </w:r>
+    </w:p>
+    <w:p>
+      <w:pPr>
+        <w:pStyle w:val="HTMLPreformatted"/>
+      </w:pPr>
+      <w:r>
+        <w:rPr>
+          <w:rStyle w:val="HTMLCode"/>
+          <w:lang w:val="en-US"/>
+        </w:rPr>
+        <w:t>qnsc_pad_io</w:t>
+      </w:r>
+    </w:p>
+    <w:p>
+      <w:pPr>
+        <w:pStyle w:val="HTMLPreformatted"/>
+      </w:pPr>
+      <w:r>
+        <w:rPr>
+          <w:rStyle w:val="HTMLCode"/>
+          <w:lang w:val="en-US"/>
+        </w:rPr>
+        <w:t>qnsc_sram_sp</w:t>
+      </w:r>
+    </w:p>
+    <w:p>
+      <w:pPr>
+        <w:pStyle w:val="NormalWeb"/>
+      </w:pPr>
+      <w:r>
+        <w:t>Each technology (generic for simulation and FPGA, one per ASIC library) implements the same module with the same name and ports, and the build selects one. The library cell keeps its own name and pin names, which appear only inside that implementation. Its instance shall use:</w:t>
+      </w:r>
+    </w:p>
+    <w:p>
+      <w:pPr>
+        <w:pStyle w:val="HTMLPreformatted"/>
+      </w:pPr>
+      <w:r>
+        <w:rPr>
+          <w:rStyle w:val="HTMLCode"/>
+          <w:lang w:val="en-US"/>
+        </w:rPr>
+        <w:t>u_size_only_&lt;function&gt;</w:t>
+      </w:r>
+    </w:p>
+    <w:p>
+      <w:pPr>
+        <w:pStyle w:val="NormalWeb"/>
+      </w:pPr>
+      <w:r>
+        <w:t>so that synthesis can preserve it by name. Example:</w:t>
+      </w:r>
+    </w:p>
+    <w:p>
+      <w:pPr>
+        <w:pStyle w:val="HTMLPreformatted"/>
+      </w:pPr>
+      <w:r>
+        <w:rPr>
+          <w:rStyle w:val="HTMLCode"/>
+          <w:lang w:val="en-US"/>
+        </w:rPr>
+        <w:t>PREICG_X1B_A9TS_C31 u_size_only_icg (.CK(i_clk_src), .E(i_en), .SE(i_dft_scan_en), .ECK(o_clk_gated));</w:t>
+      </w:r>
+    </w:p>
+    <w:p>
+      <w:pPr>
+        <w:pStyle w:val="NormalWeb"/>
+      </w:pPr>
+      <w:r>
+        <w:t>A cell that a vendored IP instantiates by its own name (prim_clock_gating, tc_clk_gating, pulp_clock_gating) keeps that name and is implemented on the qnsc_ cell.</w:t>
+      </w:r>
+    </w:p>
     <w:p/>
     <w:p>
       <w:pPr>
@@ -6248,6 +6752,14 @@
         <w:t>o_clk_peri</w:t>
       </w:r>
     </w:p>
+    <w:p>
+      <w:pPr>
+        <w:pStyle w:val="NormalWeb"/>
+      </w:pPr>
+      <w:r>
+        <w:t>In a generic module (qnsc_&lt;function&gt;), which belongs to no domain, &lt;domain&gt; names the role of the clock: i_clk_src, i_clk_dst, o_clk_gated. A port named i_clk alone is not allowed.</w:t>
+      </w:r>
+    </w:p>
     <w:p/>
     <w:p>
       <w:pPr>
@@ -6363,6 +6875,14 @@
         <w:t>o_rst_n_peri</w:t>
       </w:r>
     </w:p>
+    <w:p>
+      <w:pPr>
+        <w:pStyle w:val="NormalWeb"/>
+      </w:pPr>
+      <w:r>
+        <w:t>Every reset port is active low. In a generic module, &lt;domain&gt; names the role, as for clocks: i_rst_n_dst.</w:t>
+      </w:r>
+    </w:p>
     <w:p/>
     <w:p>
       <w:pPr>
@@ -6543,6 +7063,38 @@
         <w:t>o_bus_apb_pslverr</w:t>
       </w:r>
     </w:p>
+    <w:p>
+      <w:pPr>
+        <w:pStyle w:val="NormalWeb"/>
+      </w:pPr>
+      <w:r>
+        <w:t>A module with several APB ports names the port after the protocol, as the chip contract names it (APB_M8 is m_8):</w:t>
+      </w:r>
+    </w:p>
+    <w:p>
+      <w:pPr>
+        <w:pStyle w:val="HTMLPreformatted"/>
+      </w:pPr>
+      <w:r>
+        <w:rPr>
+          <w:rStyle w:val="HTMLCode"/>
+          <w:lang w:val="en-US"/>
+        </w:rPr>
+        <w:t>o_bus_apb_m_8_psel</w:t>
+      </w:r>
+    </w:p>
+    <w:p>
+      <w:pPr>
+        <w:pStyle w:val="HTMLPreformatted"/>
+      </w:pPr>
+      <w:r>
+        <w:rPr>
+          <w:rStyle w:val="HTMLCode"/>
+          <w:lang w:val="en-US"/>
+        </w:rPr>
+        <w:t>i_bus_apb_m_8_prdata</w:t>
+      </w:r>
+    </w:p>
     <w:p/>
     <w:p>
       <w:pPr>
@@ -6879,6 +7431,46 @@
           <w:rStyle w:val="HTMLCode"/>
         </w:rPr>
         <w:t>i_bus_axi_r_ready</w:t>
+      </w:r>
+    </w:p>
+    <w:p>
+      <w:pPr>
+        <w:pStyle w:val="NormalWeb"/>
+      </w:pPr>
+      <w:r>
+        <w:t>A module with several AXI ports names the port after the protocol, as the chip contract names it (AXI_S0 is s_0, AXI_M1 is m_1):</w:t>
+      </w:r>
+    </w:p>
+    <w:p>
+      <w:pPr>
+        <w:pStyle w:val="HTMLPreformatted"/>
+      </w:pPr>
+      <w:r>
+        <w:rPr>
+          <w:rStyle w:val="HTMLCode"/>
+          <w:lang w:val="en-US"/>
+        </w:rPr>
+        <w:t>i_bus_axi_s_0_aw_addr</w:t>
+      </w:r>
+    </w:p>
+    <w:p>
+      <w:pPr>
+        <w:pStyle w:val="HTMLPreformatted"/>
+      </w:pPr>
+      <w:r>
+        <w:rPr>
+          <w:rStyle w:val="HTMLCode"/>
+          <w:lang w:val="en-US"/>
+        </w:rPr>
+        <w:t>o_bus_axi_m_1_aw_addr</w:t>
+      </w:r>
+    </w:p>
+    <w:p>
+      <w:pPr>
+        <w:pStyle w:val="NormalWeb"/>
+      </w:pPr>
+      <w:r>
+        <w:t>A module inside a block may carry a bus as one packed struct per direction: o_bus_axi_req, i_bus_axi_rsp (and the same for APB). The ports of a wrapper stay one per signal, as above.</w:t>
       </w:r>
     </w:p>
     <w:p/>
@@ -10342,34 +10934,7 @@
           </w:tcPr>
           <w:p>
             <w:r>
-              <w:t xml:space="preserve">Ports shall use </w:t>
-            </w:r>
-            <w:r>
-              <w:rPr>
-                <w:rStyle w:val="HTMLCode"/>
-                <w:rFonts w:eastAsia="Batang"/>
-              </w:rPr>
-              <w:t>i_</w:t>
-            </w:r>
-            <w:r>
-              <w:t xml:space="preserve">, </w:t>
-            </w:r>
-            <w:r>
-              <w:rPr>
-                <w:rStyle w:val="HTMLCode"/>
-                <w:rFonts w:eastAsia="Batang"/>
-              </w:rPr>
-              <w:t>o_</w:t>
-            </w:r>
-            <w:r>
-              <w:t xml:space="preserve">, or </w:t>
-            </w:r>
-            <w:r>
-              <w:rPr>
-                <w:rStyle w:val="HTMLCode"/>
-                <w:rFonts w:eastAsia="Batang"/>
-              </w:rPr>
-              <w:t>io_</w:t>
+              <w:t>Ports shall use i_, o_, or io_, matching the direction</w:t>
             </w:r>
           </w:p>
         </w:tc>
@@ -10966,6 +11531,209 @@
           <w:p>
             <w:r>
               <w:t>Shall be normalized at wrapper boundary</w:t>
+            </w:r>
+          </w:p>
+        </w:tc>
+      </w:tr>
+      <w:tr>
+        <w:trPr>
+          <w:tblCellSpacing w:w="15" w:type="dxa"/>
+        </w:trPr>
+        <w:tc>
+          <w:tcPr>
+            <w:tcW w:w="0" w:type="auto"/>
+            <w:vAlign w:val="center"/>
+            <w:hideMark/>
+          </w:tcPr>
+          <w:p>
+            <w:r>
+              <w:t>Chip top</w:t>
+            </w:r>
+          </w:p>
+        </w:tc>
+        <w:tc>
+          <w:tcPr>
+            <w:tcW w:w="0" w:type="auto"/>
+            <w:vAlign w:val="center"/>
+            <w:hideMark/>
+          </w:tcPr>
+          <w:p>
+            <w:r>
+              <w:t>Shall be m_qnsc_top or m_qnsc_chip, in design/top/rtl/</w:t>
+            </w:r>
+          </w:p>
+        </w:tc>
+      </w:tr>
+      <w:tr>
+        <w:trPr>
+          <w:tblCellSpacing w:w="15" w:type="dxa"/>
+        </w:trPr>
+        <w:tc>
+          <w:tcPr>
+            <w:tcW w:w="0" w:type="auto"/>
+            <w:vAlign w:val="center"/>
+            <w:hideMark/>
+          </w:tcPr>
+          <w:p>
+            <w:r>
+              <w:t>Package</w:t>
+            </w:r>
+          </w:p>
+        </w:tc>
+        <w:tc>
+          <w:tcPr>
+            <w:tcW w:w="0" w:type="auto"/>
+            <w:vAlign w:val="center"/>
+            <w:hideMark/>
+          </w:tcPr>
+          <w:p>
+            <w:r>
+              <w:t>Shall use qnsc_&lt;function&gt;_pkg</w:t>
+            </w:r>
+          </w:p>
+        </w:tc>
+      </w:tr>
+      <w:tr>
+        <w:trPr>
+          <w:tblCellSpacing w:w="15" w:type="dxa"/>
+        </w:trPr>
+        <w:tc>
+          <w:tcPr>
+            <w:tcW w:w="0" w:type="auto"/>
+            <w:vAlign w:val="center"/>
+            <w:hideMark/>
+          </w:tcPr>
+          <w:p>
+            <w:r>
+              <w:t>Type</w:t>
+            </w:r>
+          </w:p>
+        </w:tc>
+        <w:tc>
+          <w:tcPr>
+            <w:tcW w:w="0" w:type="auto"/>
+            <w:vAlign w:val="center"/>
+            <w:hideMark/>
+          </w:tcPr>
+          <w:p>
+            <w:r>
+              <w:t>Shall use &lt;function&gt;_t; enum members S_&lt;STATE&gt; or C_&lt;FUNCTION&gt;</w:t>
+            </w:r>
+          </w:p>
+        </w:tc>
+      </w:tr>
+      <w:tr>
+        <w:trPr>
+          <w:tblCellSpacing w:w="15" w:type="dxa"/>
+        </w:trPr>
+        <w:tc>
+          <w:tcPr>
+            <w:tcW w:w="0" w:type="auto"/>
+            <w:vAlign w:val="center"/>
+            <w:hideMark/>
+          </w:tcPr>
+          <w:p>
+            <w:r>
+              <w:t>File</w:t>
+            </w:r>
+          </w:p>
+        </w:tc>
+        <w:tc>
+          <w:tcPr>
+            <w:tcW w:w="0" w:type="auto"/>
+            <w:vAlign w:val="center"/>
+            <w:hideMark/>
+          </w:tcPr>
+          <w:p>
+            <w:r>
+              <w:t>One module, package or interface per file, named after it</w:t>
+            </w:r>
+          </w:p>
+        </w:tc>
+      </w:tr>
+      <w:tr>
+        <w:trPr>
+          <w:tblCellSpacing w:w="15" w:type="dxa"/>
+        </w:trPr>
+        <w:tc>
+          <w:tcPr>
+            <w:tcW w:w="0" w:type="auto"/>
+            <w:vAlign w:val="center"/>
+            <w:hideMark/>
+          </w:tcPr>
+          <w:p>
+            <w:r>
+              <w:t>Clock and reset</w:t>
+            </w:r>
+          </w:p>
+        </w:tc>
+        <w:tc>
+          <w:tcPr>
+            <w:tcW w:w="0" w:type="auto"/>
+            <w:vAlign w:val="center"/>
+            <w:hideMark/>
+          </w:tcPr>
+          <w:p>
+            <w:r>
+              <w:t>Shall use i_clk_&lt;domain&gt; and i_rst_n_&lt;domain&gt;</w:t>
+            </w:r>
+          </w:p>
+        </w:tc>
+      </w:tr>
+      <w:tr>
+        <w:trPr>
+          <w:tblCellSpacing w:w="15" w:type="dxa"/>
+        </w:trPr>
+        <w:tc>
+          <w:tcPr>
+            <w:tcW w:w="0" w:type="auto"/>
+            <w:vAlign w:val="center"/>
+            <w:hideMark/>
+          </w:tcPr>
+          <w:p>
+            <w:r>
+              <w:t>Bus with several ports</w:t>
+            </w:r>
+          </w:p>
+        </w:tc>
+        <w:tc>
+          <w:tcPr>
+            <w:tcW w:w="0" w:type="auto"/>
+            <w:vAlign w:val="center"/>
+            <w:hideMark/>
+          </w:tcPr>
+          <w:p>
+            <w:r>
+              <w:t>Shall use &lt;i|o&gt;_bus_&lt;protocol&gt;_&lt;port&gt;_..., &lt;port&gt; as in the contract</w:t>
+            </w:r>
+          </w:p>
+        </w:tc>
+      </w:tr>
+      <w:tr>
+        <w:trPr>
+          <w:tblCellSpacing w:w="15" w:type="dxa"/>
+        </w:trPr>
+        <w:tc>
+          <w:tcPr>
+            <w:tcW w:w="0" w:type="auto"/>
+            <w:vAlign w:val="center"/>
+            <w:hideMark/>
+          </w:tcPr>
+          <w:p>
+            <w:r>
+              <w:t>Technology cell</w:t>
+            </w:r>
+          </w:p>
+        </w:tc>
+        <w:tc>
+          <w:tcPr>
+            <w:tcW w:w="0" w:type="auto"/>
+            <w:vAlign w:val="center"/>
+            <w:hideMark/>
+          </w:tcPr>
+          <w:p>
+            <w:r>
+              <w:t>Shall be reached through qnsc_&lt;function&gt;; library cell instance u_size_only_&lt;function&gt;</w:t>
             </w:r>
           </w:p>
         </w:tc>

--- a/doc/rules/QNSC_RTL_Design_Naming_Rule.docx
+++ b/doc/rules/QNSC_RTL_Design_Naming_Rule.docx
@@ -2622,7 +2622,7 @@
           </w:tcPr>
           <w:p>
             <w:r>
-              <w:t>2.1: chip top m_qnsc_top / m_qnsc_chip, nested wrapper, packages qnsc_&lt;function&gt;_pkg. 2.3: function locals and struct fields. New 2.6 type, 2.7 file, 2.8 technology cell. 3.1/3.2: role as domain in generic modules. 3.3/3.4: buses with several ports, structs inside a block. 4.3: checklist</w:t>
+              <w:t>2.1: chip top m_qnsc_top / m_qnsc_chip, nested wrapper, packages qnsc_&lt;function&gt;_pkg. 2.3: function locals and struct fields. New 2.6 type, 2.7 file, 2.8 technology cell. 3.1/3.2: role as domain in generic modules. 3.3/3.4: buses with several ports, structs inside a block. 4.3: checklist. Examples qnsc_clk_gate, qnsc_rst_sync, u_rst_sync follow 1.5</w:t>
             </w:r>
           </w:p>
         </w:tc>
@@ -5156,7 +5156,7 @@
         <w:rPr>
           <w:rStyle w:val="HTMLCode"/>
         </w:rPr>
-        <w:t>clock_gate</w:t>
+        <w:t>clk_gate</w:t>
       </w:r>
     </w:p>
     <w:p>
@@ -5174,7 +5174,7 @@
         <w:rPr>
           <w:rStyle w:val="HTMLCode"/>
         </w:rPr>
-        <w:t>reset_sync</w:t>
+        <w:t>rst_sync</w:t>
       </w:r>
     </w:p>
     <w:p>
@@ -5489,7 +5489,7 @@
         <w:rPr>
           <w:rStyle w:val="HTMLCode"/>
         </w:rPr>
-        <w:t>u_reset_sync</w:t>
+        <w:t>u_rst_sync</w:t>
       </w:r>
     </w:p>
     <w:p/>
@@ -6502,7 +6502,7 @@
           <w:rStyle w:val="HTMLCode"/>
           <w:lang w:val="en-US"/>
         </w:rPr>
-        <w:t>qnsc_clock_gate</w:t>
+        <w:t>qnsc_clk_gate</w:t>
       </w:r>
     </w:p>
     <w:p>
@@ -6514,7 +6514,7 @@
           <w:rStyle w:val="HTMLCode"/>
           <w:lang w:val="en-US"/>
         </w:rPr>
-        <w:t>qnsc_clock_buf</w:t>
+        <w:t>qnsc_clk_buf</w:t>
       </w:r>
     </w:p>
     <w:p>
@@ -6526,7 +6526,7 @@
           <w:rStyle w:val="HTMLCode"/>
           <w:lang w:val="en-US"/>
         </w:rPr>
-        <w:t>qnsc_clock_mux2</w:t>
+        <w:t>qnsc_clk_mux</w:t>
       </w:r>
     </w:p>
     <w:p>

--- a/doc/rules/QNSC_RTL_Design_Naming_Rule.docx
+++ b/doc/rules/QNSC_RTL_Design_Naming_Rule.docx
@@ -6470,7 +6470,7 @@
         <w:pStyle w:val="NormalWeb"/>
       </w:pPr>
       <w:r>
-        <w:t>RTL shall not instantiate a cell of a technology library (standard cell, I/O pad, memory macro) directly. Each such cell is reached through a generic module with a fixed name and fixed ports:</w:t>
+        <w:t>RTL shall not instantiate a cell of a technology library (standard cell, I/O pad, memory macro) directly. It instantiates a generic module, which each technology implements with the same name and ports:</w:t>
       </w:r>
     </w:p>
     <w:p>
@@ -6526,7 +6526,15 @@
           <w:rStyle w:val="HTMLCode"/>
           <w:lang w:val="en-US"/>
         </w:rPr>
-        <w:t>qnsc_clk_mux</w:t>
+        <w:t>qnsc_clk_inv</w:t>
+      </w:r>
+    </w:p>
+    <w:p>
+      <w:pPr>
+        <w:pStyle w:val="NormalWeb"/>
+      </w:pPr>
+      <w:r>
+        <w:t>Inside an implementation, the library cell keeps its own name and pins, and its instance shall use:</w:t>
       </w:r>
     </w:p>
     <w:p>
@@ -6538,31 +6546,7 @@
           <w:rStyle w:val="HTMLCode"/>
           <w:lang w:val="en-US"/>
         </w:rPr>
-        <w:t>qnsc_sync</w:t>
-      </w:r>
-    </w:p>
-    <w:p>
-      <w:pPr>
-        <w:pStyle w:val="HTMLPreformatted"/>
-      </w:pPr>
-      <w:r>
-        <w:rPr>
-          <w:rStyle w:val="HTMLCode"/>
-          <w:lang w:val="en-US"/>
-        </w:rPr>
-        <w:t>qnsc_pad_io</w:t>
-      </w:r>
-    </w:p>
-    <w:p>
-      <w:pPr>
-        <w:pStyle w:val="HTMLPreformatted"/>
-      </w:pPr>
-      <w:r>
-        <w:rPr>
-          <w:rStyle w:val="HTMLCode"/>
-          <w:lang w:val="en-US"/>
-        </w:rPr>
-        <w:t>qnsc_sram_sp</w:t>
+        <w:t>u_size_only_&lt;function&gt;</w:t>
       </w:r>
     </w:p>
     <w:p>
@@ -6570,47 +6554,7 @@
         <w:pStyle w:val="NormalWeb"/>
       </w:pPr>
       <w:r>
-        <w:t>Each technology (generic for simulation and FPGA, one per ASIC library) implements the same module with the same name and ports, and the build selects one. The library cell keeps its own name and pin names, which appear only inside that implementation. Its instance shall use:</w:t>
-      </w:r>
-    </w:p>
-    <w:p>
-      <w:pPr>
-        <w:pStyle w:val="HTMLPreformatted"/>
-      </w:pPr>
-      <w:r>
-        <w:rPr>
-          <w:rStyle w:val="HTMLCode"/>
-          <w:lang w:val="en-US"/>
-        </w:rPr>
-        <w:t>u_size_only_&lt;function&gt;</w:t>
-      </w:r>
-    </w:p>
-    <w:p>
-      <w:pPr>
-        <w:pStyle w:val="NormalWeb"/>
-      </w:pPr>
-      <w:r>
-        <w:t>so that synthesis can preserve it by name. Example:</w:t>
-      </w:r>
-    </w:p>
-    <w:p>
-      <w:pPr>
-        <w:pStyle w:val="HTMLPreformatted"/>
-      </w:pPr>
-      <w:r>
-        <w:rPr>
-          <w:rStyle w:val="HTMLCode"/>
-          <w:lang w:val="en-US"/>
-        </w:rPr>
-        <w:t>PREICG_X1B_A9TS_C31 u_size_only_icg (.CK(i_clk_src), .E(i_en), .SE(i_dft_scan_en), .ECK(o_clk_gated));</w:t>
-      </w:r>
-    </w:p>
-    <w:p>
-      <w:pPr>
-        <w:pStyle w:val="NormalWeb"/>
-      </w:pPr>
-      <w:r>
-        <w:t>A cell that a vendored IP instantiates by its own name (prim_clock_gating, tc_clk_gating, pulp_clock_gating) keeps that name and is implemented on the qnsc_ cell.</w:t>
+        <w:t>so that synthesis can preserve it by name. How a technology is added and chosen: design/common/tech/README.md.</w:t>
       </w:r>
     </w:p>
     <w:p/>
@@ -11733,7 +11677,7 @@
           </w:tcPr>
           <w:p>
             <w:r>
-              <w:t>Shall be reached through qnsc_&lt;function&gt;; library cell instance u_size_only_&lt;function&gt;</w:t>
+              <w:t>Shall be instantiated through qnsc_&lt;function&gt;; the library cell only inside, as u_size_only_&lt;function&gt;</w:t>
             </w:r>
           </w:p>
         </w:tc>

--- a/doc/rules/QNSC_RTL_Design_Naming_Rule.docx
+++ b/doc/rules/QNSC_RTL_Design_Naming_Rule.docx
@@ -82,7 +82,7 @@
           <w:sz w:val="38"/>
           <w:szCs w:val="38"/>
         </w:rPr>
-        <w:t>V1.1</w:t>
+        <w:t>V1.2</w:t>
       </w:r>
     </w:p>
     <w:p>
@@ -2585,6 +2585,48 @@
           </w:p>
         </w:tc>
       </w:tr>
+      <w:tr>
+        <w:tc>
+          <w:tcPr>
+            <w:tcW w:w="1098" w:type="dxa"/>
+          </w:tcPr>
+          <w:p>
+            <w:r>
+              <w:t>1.2</w:t>
+            </w:r>
+          </w:p>
+        </w:tc>
+        <w:tc>
+          <w:tcPr>
+            <w:tcW w:w="1440" w:type="dxa"/>
+          </w:tcPr>
+          <w:p>
+            <w:r>
+              <w:t>01/10/2026</w:t>
+            </w:r>
+          </w:p>
+        </w:tc>
+        <w:tc>
+          <w:tcPr>
+            <w:tcW w:w="1980" w:type="dxa"/>
+          </w:tcPr>
+          <w:p>
+            <w:r>
+              <w:t>Nghia VT</w:t>
+            </w:r>
+          </w:p>
+        </w:tc>
+        <w:tc>
+          <w:tcPr>
+            <w:tcW w:w="5922" w:type="dxa"/>
+          </w:tcPr>
+          <w:p>
+            <w:r>
+              <w:t>2.1: chip top m_qnsc_top / m_qnsc_chip, nested wrapper, packages qnsc_&lt;function&gt;_pkg. 2.3: function locals and struct fields. New 2.6 type, 2.7 file, 2.8 technology cell. 3.1/3.2: role as domain in generic modules. 3.3/3.4: buses with several ports, structs inside a block. 4.3: checklist. Examples qnsc_clk_gate, qnsc_rst_sync, u_rst_sync follow 1.5</w:t>
+            </w:r>
+          </w:p>
+        </w:tc>
+      </w:tr>
     </w:tbl>
     <w:p>
       <w:pPr>
@@ -5114,7 +5156,7 @@
         <w:rPr>
           <w:rStyle w:val="HTMLCode"/>
         </w:rPr>
-        <w:t>clock_gate</w:t>
+        <w:t>clk_gate</w:t>
       </w:r>
     </w:p>
     <w:p>
@@ -5132,7 +5174,159 @@
         <w:rPr>
           <w:rStyle w:val="HTMLCode"/>
         </w:rPr>
-        <w:t>reset_sync</w:t>
+        <w:t>rst_sync</w:t>
+      </w:r>
+    </w:p>
+    <w:p>
+      <w:pPr>
+        <w:pStyle w:val="NormalWeb"/>
+      </w:pPr>
+      <w:r>
+        <w:t>The chip top shall use:</w:t>
+      </w:r>
+    </w:p>
+    <w:p>
+      <w:pPr>
+        <w:pStyle w:val="HTMLPreformatted"/>
+      </w:pPr>
+      <w:r>
+        <w:rPr>
+          <w:rStyle w:val="HTMLCode"/>
+          <w:lang w:val="en-US"/>
+        </w:rPr>
+        <w:t>m_qnsc_top</w:t>
+      </w:r>
+    </w:p>
+    <w:p>
+      <w:pPr>
+        <w:pStyle w:val="HTMLPreformatted"/>
+      </w:pPr>
+      <w:r>
+        <w:rPr>
+          <w:rStyle w:val="HTMLCode"/>
+          <w:lang w:val="en-US"/>
+        </w:rPr>
+        <w:t>m_qnsc_chip</w:t>
+      </w:r>
+    </w:p>
+    <w:p>
+      <w:pPr>
+        <w:pStyle w:val="NormalWeb"/>
+      </w:pPr>
+      <w:r>
+        <w:t>m_qnsc_top instantiates every block wrapper; m_qnsc_chip is m_qnsc_top plus the pad ring. Both are defined in design/top/rtl/ and nowhere else. The top of a block is its wrapper, m_qnsc_wrap_&lt;ip&gt;; no _top suffix is added.</w:t>
+      </w:r>
+    </w:p>
+    <w:p>
+      <w:pPr>
+        <w:pStyle w:val="NormalWeb"/>
+      </w:pPr>
+      <w:r>
+        <w:t>A wrapper nested inside a block wrapper, around one IP of a block built from several, shall use:</w:t>
+      </w:r>
+    </w:p>
+    <w:p>
+      <w:pPr>
+        <w:pStyle w:val="HTMLPreformatted"/>
+      </w:pPr>
+      <w:r>
+        <w:rPr>
+          <w:rStyle w:val="HTMLCode"/>
+          <w:lang w:val="en-US"/>
+        </w:rPr>
+        <w:t>m_qnsc_wrap_&lt;ip&gt;_&lt;part&gt;</w:t>
+      </w:r>
+    </w:p>
+    <w:p>
+      <w:pPr>
+        <w:pStyle w:val="NormalWeb"/>
+      </w:pPr>
+      <w:r>
+        <w:t>Examples:</w:t>
+      </w:r>
+    </w:p>
+    <w:p>
+      <w:pPr>
+        <w:pStyle w:val="HTMLPreformatted"/>
+      </w:pPr>
+      <w:r>
+        <w:rPr>
+          <w:rStyle w:val="HTMLCode"/>
+          <w:lang w:val="en-US"/>
+        </w:rPr>
+        <w:t>m_qnsc_wrap_cpu_ibex</w:t>
+      </w:r>
+    </w:p>
+    <w:p>
+      <w:pPr>
+        <w:pStyle w:val="HTMLPreformatted"/>
+      </w:pPr>
+      <w:r>
+        <w:rPr>
+          <w:rStyle w:val="HTMLCode"/>
+          <w:lang w:val="en-US"/>
+        </w:rPr>
+        <w:t>m_qnsc_wrap_cpu_cpu2axi</w:t>
+      </w:r>
+    </w:p>
+    <w:p>
+      <w:pPr>
+        <w:pStyle w:val="NormalWeb"/>
+      </w:pPr>
+      <w:r>
+        <w:t>Packages shall use:</w:t>
+      </w:r>
+    </w:p>
+    <w:p>
+      <w:pPr>
+        <w:pStyle w:val="HTMLPreformatted"/>
+      </w:pPr>
+      <w:r>
+        <w:rPr>
+          <w:rStyle w:val="HTMLCode"/>
+          <w:lang w:val="en-US"/>
+        </w:rPr>
+        <w:t>qnsc_&lt;function&gt;_pkg</w:t>
+      </w:r>
+    </w:p>
+    <w:p>
+      <w:pPr>
+        <w:pStyle w:val="NormalWeb"/>
+      </w:pPr>
+      <w:r>
+        <w:t>Examples:</w:t>
+      </w:r>
+    </w:p>
+    <w:p>
+      <w:pPr>
+        <w:pStyle w:val="HTMLPreformatted"/>
+      </w:pPr>
+      <w:r>
+        <w:rPr>
+          <w:rStyle w:val="HTMLCode"/>
+          <w:lang w:val="en-US"/>
+        </w:rPr>
+        <w:t>qnsc_pkg</w:t>
+      </w:r>
+    </w:p>
+    <w:p>
+      <w:pPr>
+        <w:pStyle w:val="HTMLPreformatted"/>
+      </w:pPr>
+      <w:r>
+        <w:rPr>
+          <w:rStyle w:val="HTMLCode"/>
+          <w:lang w:val="en-US"/>
+        </w:rPr>
+        <w:t>qnsc_cpu2axi_pkg</w:t>
+      </w:r>
+    </w:p>
+    <w:p>
+      <w:pPr>
+        <w:pStyle w:val="NormalWeb"/>
+      </w:pPr>
+      <w:r>
+        <w:t>Packages share one namespace with every vendored package (axi_pkg, tlul_pkg); the prefix keeps ours apart. qnsc_pkg is the package generated from the chip contract.</w:t>
       </w:r>
     </w:p>
     <w:p/>
@@ -5295,7 +5489,7 @@
         <w:rPr>
           <w:rStyle w:val="HTMLCode"/>
         </w:rPr>
-        <w:t>u_reset_sync</w:t>
+        <w:t>u_rst_sync</w:t>
       </w:r>
     </w:p>
     <w:p/>
@@ -5562,6 +5756,14 @@
         <w:t>;</w:t>
       </w:r>
     </w:p>
+    <w:p>
+      <w:pPr>
+        <w:pStyle w:val="NormalWeb"/>
+      </w:pPr>
+      <w:r>
+        <w:t>A variable local to a function or a task, and a field of a struct, is not an internal signal and takes no prefix.</w:t>
+      </w:r>
+    </w:p>
     <w:p/>
     <w:p>
       <w:pPr>
@@ -6109,6 +6311,252 @@
         <w:t>mem_instruction</w:t>
       </w:r>
     </w:p>
+    <w:p>
+      <w:pPr>
+        <w:pStyle w:val="Heading2"/>
+      </w:pPr>
+      <w:bookmarkStart w:id="11" w:name="_Toc240406075"/>
+      <w:bookmarkEnd w:id="11"/>
+      <w:r>
+        <w:t>Type Naming</w:t>
+      </w:r>
+    </w:p>
+    <w:p>
+      <w:pPr>
+        <w:pStyle w:val="NormalWeb"/>
+      </w:pPr>
+      <w:r>
+        <w:t>Types shall use:</w:t>
+      </w:r>
+    </w:p>
+    <w:p>
+      <w:pPr>
+        <w:pStyle w:val="HTMLPreformatted"/>
+      </w:pPr>
+      <w:r>
+        <w:rPr>
+          <w:rStyle w:val="HTMLCode"/>
+          <w:lang w:val="en-US"/>
+        </w:rPr>
+        <w:t>&lt;function&gt;_t</w:t>
+      </w:r>
+    </w:p>
+    <w:p>
+      <w:pPr>
+        <w:pStyle w:val="NormalWeb"/>
+      </w:pPr>
+      <w:r>
+        <w:t>Examples:</w:t>
+      </w:r>
+    </w:p>
+    <w:p>
+      <w:pPr>
+        <w:pStyle w:val="HTMLPreformatted"/>
+      </w:pPr>
+      <w:r>
+        <w:rPr>
+          <w:rStyle w:val="HTMLCode"/>
+          <w:lang w:val="en-US"/>
+        </w:rPr>
+        <w:t>state_t</w:t>
+      </w:r>
+    </w:p>
+    <w:p>
+      <w:pPr>
+        <w:pStyle w:val="HTMLPreformatted"/>
+      </w:pPr>
+      <w:r>
+        <w:rPr>
+          <w:rStyle w:val="HTMLCode"/>
+          <w:lang w:val="en-US"/>
+        </w:rPr>
+        <w:t>addr_t</w:t>
+      </w:r>
+    </w:p>
+    <w:p>
+      <w:pPr>
+        <w:pStyle w:val="HTMLPreformatted"/>
+      </w:pPr>
+      <w:r>
+        <w:rPr>
+          <w:rStyle w:val="HTMLCode"/>
+          <w:lang w:val="en-US"/>
+        </w:rPr>
+        <w:t>axi_req_t</w:t>
+      </w:r>
+    </w:p>
+    <w:p>
+      <w:pPr>
+        <w:pStyle w:val="NormalWeb"/>
+      </w:pPr>
+      <w:r>
+        <w:t>The members of an enum are constants or FSM states and follow 2.4:</w:t>
+      </w:r>
+    </w:p>
+    <w:p>
+      <w:pPr>
+        <w:pStyle w:val="HTMLPreformatted"/>
+      </w:pPr>
+      <w:r>
+        <w:rPr>
+          <w:rStyle w:val="HTMLCode"/>
+          <w:lang w:val="en-US"/>
+        </w:rPr>
+        <w:t>typedef enum logic [1:0] {S_IDLE, S_BUSY, S_DONE} state_t;</w:t>
+      </w:r>
+    </w:p>
+    <w:p>
+      <w:pPr>
+        <w:pStyle w:val="Heading2"/>
+      </w:pPr>
+      <w:bookmarkStart w:id="11" w:name="_Toc240406075"/>
+      <w:bookmarkEnd w:id="11"/>
+      <w:r>
+        <w:t>File Naming</w:t>
+      </w:r>
+    </w:p>
+    <w:p>
+      <w:pPr>
+        <w:pStyle w:val="NormalWeb"/>
+      </w:pPr>
+      <w:r>
+        <w:t>Each file shall hold one module, package or interface, and shall be named after it:</w:t>
+      </w:r>
+    </w:p>
+    <w:p>
+      <w:pPr>
+        <w:pStyle w:val="HTMLPreformatted"/>
+      </w:pPr>
+      <w:r>
+        <w:rPr>
+          <w:rStyle w:val="HTMLCode"/>
+          <w:lang w:val="en-US"/>
+        </w:rPr>
+        <w:t>m_qnsc_wrap_uart.sv     module m_qnsc_wrap_uart</w:t>
+      </w:r>
+    </w:p>
+    <w:p>
+      <w:pPr>
+        <w:pStyle w:val="HTMLPreformatted"/>
+      </w:pPr>
+      <w:r>
+        <w:rPr>
+          <w:rStyle w:val="HTMLCode"/>
+          <w:lang w:val="en-US"/>
+        </w:rPr>
+        <w:t>qnsc_cpu2axi_pkg.sv     package qnsc_cpu2axi_pkg</w:t>
+      </w:r>
+    </w:p>
+    <w:p>
+      <w:pPr>
+        <w:pStyle w:val="NormalWeb"/>
+      </w:pPr>
+      <w:r>
+        <w:t>The source of a wrapper generated with emacs is &lt;module&gt;.src.sv. Simulation, synthesis and connectivity flows take the top of a block from the file name, so a file named otherwise selects the wrong top.</w:t>
+      </w:r>
+    </w:p>
+    <w:p>
+      <w:pPr>
+        <w:pStyle w:val="Heading2"/>
+      </w:pPr>
+      <w:bookmarkStart w:id="11" w:name="_Toc240406075"/>
+      <w:bookmarkEnd w:id="11"/>
+      <w:r>
+        <w:t>Technology Cell Naming</w:t>
+      </w:r>
+    </w:p>
+    <w:p>
+      <w:pPr>
+        <w:pStyle w:val="NormalWeb"/>
+      </w:pPr>
+      <w:r>
+        <w:t>RTL shall not instantiate a cell of a technology library (standard cell, I/O pad, memory macro) directly. It instantiates a generic module, which each technology implements with the same name and ports:</w:t>
+      </w:r>
+    </w:p>
+    <w:p>
+      <w:pPr>
+        <w:pStyle w:val="HTMLPreformatted"/>
+      </w:pPr>
+      <w:r>
+        <w:rPr>
+          <w:rStyle w:val="HTMLCode"/>
+          <w:lang w:val="en-US"/>
+        </w:rPr>
+        <w:t>qnsc_&lt;function&gt;</w:t>
+      </w:r>
+    </w:p>
+    <w:p>
+      <w:pPr>
+        <w:pStyle w:val="NormalWeb"/>
+      </w:pPr>
+      <w:r>
+        <w:t>Examples:</w:t>
+      </w:r>
+    </w:p>
+    <w:p>
+      <w:pPr>
+        <w:pStyle w:val="HTMLPreformatted"/>
+      </w:pPr>
+      <w:r>
+        <w:rPr>
+          <w:rStyle w:val="HTMLCode"/>
+          <w:lang w:val="en-US"/>
+        </w:rPr>
+        <w:t>qnsc_clk_gate</w:t>
+      </w:r>
+    </w:p>
+    <w:p>
+      <w:pPr>
+        <w:pStyle w:val="HTMLPreformatted"/>
+      </w:pPr>
+      <w:r>
+        <w:rPr>
+          <w:rStyle w:val="HTMLCode"/>
+          <w:lang w:val="en-US"/>
+        </w:rPr>
+        <w:t>qnsc_clk_buf</w:t>
+      </w:r>
+    </w:p>
+    <w:p>
+      <w:pPr>
+        <w:pStyle w:val="HTMLPreformatted"/>
+      </w:pPr>
+      <w:r>
+        <w:rPr>
+          <w:rStyle w:val="HTMLCode"/>
+          <w:lang w:val="en-US"/>
+        </w:rPr>
+        <w:t>qnsc_clk_inv</w:t>
+      </w:r>
+    </w:p>
+    <w:p>
+      <w:pPr>
+        <w:pStyle w:val="NormalWeb"/>
+      </w:pPr>
+      <w:r>
+        <w:t>Inside an implementation, the library cell keeps its own name and pins, and its instance shall use:</w:t>
+      </w:r>
+    </w:p>
+    <w:p>
+      <w:pPr>
+        <w:pStyle w:val="HTMLPreformatted"/>
+      </w:pPr>
+      <w:r>
+        <w:rPr>
+          <w:rStyle w:val="HTMLCode"/>
+          <w:lang w:val="en-US"/>
+        </w:rPr>
+        <w:t>u_size_only_&lt;function&gt;</w:t>
+      </w:r>
+    </w:p>
+    <w:p>
+      <w:pPr>
+        <w:pStyle w:val="NormalWeb"/>
+      </w:pPr>
+      <w:r>
+        <w:t>so that synthesis can preserve it by name. How a technology is added and chosen: design/common/tech/README.md.</w:t>
+      </w:r>
+    </w:p>
     <w:p/>
     <w:p>
       <w:pPr>
@@ -6248,6 +6696,14 @@
         <w:t>o_clk_peri</w:t>
       </w:r>
     </w:p>
+    <w:p>
+      <w:pPr>
+        <w:pStyle w:val="NormalWeb"/>
+      </w:pPr>
+      <w:r>
+        <w:t>In a generic module (qnsc_&lt;function&gt;), which belongs to no domain, &lt;domain&gt; names the role of the clock: i_clk_src, i_clk_dst, o_clk_gated. A port named i_clk alone is not allowed.</w:t>
+      </w:r>
+    </w:p>
     <w:p/>
     <w:p>
       <w:pPr>
@@ -6363,6 +6819,14 @@
         <w:t>o_rst_n_peri</w:t>
       </w:r>
     </w:p>
+    <w:p>
+      <w:pPr>
+        <w:pStyle w:val="NormalWeb"/>
+      </w:pPr>
+      <w:r>
+        <w:t>Every reset port is active low. In a generic module, &lt;domain&gt; names the role, as for clocks: i_rst_n_dst.</w:t>
+      </w:r>
+    </w:p>
     <w:p/>
     <w:p>
       <w:pPr>
@@ -6543,6 +7007,38 @@
         <w:t>o_bus_apb_pslverr</w:t>
       </w:r>
     </w:p>
+    <w:p>
+      <w:pPr>
+        <w:pStyle w:val="NormalWeb"/>
+      </w:pPr>
+      <w:r>
+        <w:t>A module with several APB ports names the port after the protocol, as the chip contract names it (APB_M8 is m_8):</w:t>
+      </w:r>
+    </w:p>
+    <w:p>
+      <w:pPr>
+        <w:pStyle w:val="HTMLPreformatted"/>
+      </w:pPr>
+      <w:r>
+        <w:rPr>
+          <w:rStyle w:val="HTMLCode"/>
+          <w:lang w:val="en-US"/>
+        </w:rPr>
+        <w:t>o_bus_apb_m_8_psel</w:t>
+      </w:r>
+    </w:p>
+    <w:p>
+      <w:pPr>
+        <w:pStyle w:val="HTMLPreformatted"/>
+      </w:pPr>
+      <w:r>
+        <w:rPr>
+          <w:rStyle w:val="HTMLCode"/>
+          <w:lang w:val="en-US"/>
+        </w:rPr>
+        <w:t>i_bus_apb_m_8_prdata</w:t>
+      </w:r>
+    </w:p>
     <w:p/>
     <w:p>
       <w:pPr>
@@ -6879,6 +7375,46 @@
           <w:rStyle w:val="HTMLCode"/>
         </w:rPr>
         <w:t>i_bus_axi_r_ready</w:t>
+      </w:r>
+    </w:p>
+    <w:p>
+      <w:pPr>
+        <w:pStyle w:val="NormalWeb"/>
+      </w:pPr>
+      <w:r>
+        <w:t>A module with several AXI ports names the port after the protocol, as the chip contract names it (AXI_S0 is s_0, AXI_M1 is m_1):</w:t>
+      </w:r>
+    </w:p>
+    <w:p>
+      <w:pPr>
+        <w:pStyle w:val="HTMLPreformatted"/>
+      </w:pPr>
+      <w:r>
+        <w:rPr>
+          <w:rStyle w:val="HTMLCode"/>
+          <w:lang w:val="en-US"/>
+        </w:rPr>
+        <w:t>i_bus_axi_s_0_aw_addr</w:t>
+      </w:r>
+    </w:p>
+    <w:p>
+      <w:pPr>
+        <w:pStyle w:val="HTMLPreformatted"/>
+      </w:pPr>
+      <w:r>
+        <w:rPr>
+          <w:rStyle w:val="HTMLCode"/>
+          <w:lang w:val="en-US"/>
+        </w:rPr>
+        <w:t>o_bus_axi_m_1_aw_addr</w:t>
+      </w:r>
+    </w:p>
+    <w:p>
+      <w:pPr>
+        <w:pStyle w:val="NormalWeb"/>
+      </w:pPr>
+      <w:r>
+        <w:t>A module inside a block may carry a bus as one packed struct per direction: o_bus_axi_req, i_bus_axi_rsp (and the same for APB). The ports of a wrapper stay one per signal, as above.</w:t>
       </w:r>
     </w:p>
     <w:p/>
@@ -10342,34 +10878,7 @@
           </w:tcPr>
           <w:p>
             <w:r>
-              <w:t xml:space="preserve">Ports shall use </w:t>
-            </w:r>
-            <w:r>
-              <w:rPr>
-                <w:rStyle w:val="HTMLCode"/>
-                <w:rFonts w:eastAsia="Batang"/>
-              </w:rPr>
-              <w:t>i_</w:t>
-            </w:r>
-            <w:r>
-              <w:t xml:space="preserve">, </w:t>
-            </w:r>
-            <w:r>
-              <w:rPr>
-                <w:rStyle w:val="HTMLCode"/>
-                <w:rFonts w:eastAsia="Batang"/>
-              </w:rPr>
-              <w:t>o_</w:t>
-            </w:r>
-            <w:r>
-              <w:t xml:space="preserve">, or </w:t>
-            </w:r>
-            <w:r>
-              <w:rPr>
-                <w:rStyle w:val="HTMLCode"/>
-                <w:rFonts w:eastAsia="Batang"/>
-              </w:rPr>
-              <w:t>io_</w:t>
+              <w:t>Ports shall use i_, o_, or io_, matching the direction</w:t>
             </w:r>
           </w:p>
         </w:tc>
@@ -10966,6 +11475,209 @@
           <w:p>
             <w:r>
               <w:t>Shall be normalized at wrapper boundary</w:t>
+            </w:r>
+          </w:p>
+        </w:tc>
+      </w:tr>
+      <w:tr>
+        <w:trPr>
+          <w:tblCellSpacing w:w="15" w:type="dxa"/>
+        </w:trPr>
+        <w:tc>
+          <w:tcPr>
+            <w:tcW w:w="0" w:type="auto"/>
+            <w:vAlign w:val="center"/>
+            <w:hideMark/>
+          </w:tcPr>
+          <w:p>
+            <w:r>
+              <w:t>Chip top</w:t>
+            </w:r>
+          </w:p>
+        </w:tc>
+        <w:tc>
+          <w:tcPr>
+            <w:tcW w:w="0" w:type="auto"/>
+            <w:vAlign w:val="center"/>
+            <w:hideMark/>
+          </w:tcPr>
+          <w:p>
+            <w:r>
+              <w:t>Shall be m_qnsc_top or m_qnsc_chip, in design/top/rtl/</w:t>
+            </w:r>
+          </w:p>
+        </w:tc>
+      </w:tr>
+      <w:tr>
+        <w:trPr>
+          <w:tblCellSpacing w:w="15" w:type="dxa"/>
+        </w:trPr>
+        <w:tc>
+          <w:tcPr>
+            <w:tcW w:w="0" w:type="auto"/>
+            <w:vAlign w:val="center"/>
+            <w:hideMark/>
+          </w:tcPr>
+          <w:p>
+            <w:r>
+              <w:t>Package</w:t>
+            </w:r>
+          </w:p>
+        </w:tc>
+        <w:tc>
+          <w:tcPr>
+            <w:tcW w:w="0" w:type="auto"/>
+            <w:vAlign w:val="center"/>
+            <w:hideMark/>
+          </w:tcPr>
+          <w:p>
+            <w:r>
+              <w:t>Shall use qnsc_&lt;function&gt;_pkg</w:t>
+            </w:r>
+          </w:p>
+        </w:tc>
+      </w:tr>
+      <w:tr>
+        <w:trPr>
+          <w:tblCellSpacing w:w="15" w:type="dxa"/>
+        </w:trPr>
+        <w:tc>
+          <w:tcPr>
+            <w:tcW w:w="0" w:type="auto"/>
+            <w:vAlign w:val="center"/>
+            <w:hideMark/>
+          </w:tcPr>
+          <w:p>
+            <w:r>
+              <w:t>Type</w:t>
+            </w:r>
+          </w:p>
+        </w:tc>
+        <w:tc>
+          <w:tcPr>
+            <w:tcW w:w="0" w:type="auto"/>
+            <w:vAlign w:val="center"/>
+            <w:hideMark/>
+          </w:tcPr>
+          <w:p>
+            <w:r>
+              <w:t>Shall use &lt;function&gt;_t; enum members S_&lt;STATE&gt; or C_&lt;FUNCTION&gt;</w:t>
+            </w:r>
+          </w:p>
+        </w:tc>
+      </w:tr>
+      <w:tr>
+        <w:trPr>
+          <w:tblCellSpacing w:w="15" w:type="dxa"/>
+        </w:trPr>
+        <w:tc>
+          <w:tcPr>
+            <w:tcW w:w="0" w:type="auto"/>
+            <w:vAlign w:val="center"/>
+            <w:hideMark/>
+          </w:tcPr>
+          <w:p>
+            <w:r>
+              <w:t>File</w:t>
+            </w:r>
+          </w:p>
+        </w:tc>
+        <w:tc>
+          <w:tcPr>
+            <w:tcW w:w="0" w:type="auto"/>
+            <w:vAlign w:val="center"/>
+            <w:hideMark/>
+          </w:tcPr>
+          <w:p>
+            <w:r>
+              <w:t>One module, package or interface per file, named after it</w:t>
+            </w:r>
+          </w:p>
+        </w:tc>
+      </w:tr>
+      <w:tr>
+        <w:trPr>
+          <w:tblCellSpacing w:w="15" w:type="dxa"/>
+        </w:trPr>
+        <w:tc>
+          <w:tcPr>
+            <w:tcW w:w="0" w:type="auto"/>
+            <w:vAlign w:val="center"/>
+            <w:hideMark/>
+          </w:tcPr>
+          <w:p>
+            <w:r>
+              <w:t>Clock and reset</w:t>
+            </w:r>
+          </w:p>
+        </w:tc>
+        <w:tc>
+          <w:tcPr>
+            <w:tcW w:w="0" w:type="auto"/>
+            <w:vAlign w:val="center"/>
+            <w:hideMark/>
+          </w:tcPr>
+          <w:p>
+            <w:r>
+              <w:t>Shall use i_clk_&lt;domain&gt; and i_rst_n_&lt;domain&gt;</w:t>
+            </w:r>
+          </w:p>
+        </w:tc>
+      </w:tr>
+      <w:tr>
+        <w:trPr>
+          <w:tblCellSpacing w:w="15" w:type="dxa"/>
+        </w:trPr>
+        <w:tc>
+          <w:tcPr>
+            <w:tcW w:w="0" w:type="auto"/>
+            <w:vAlign w:val="center"/>
+            <w:hideMark/>
+          </w:tcPr>
+          <w:p>
+            <w:r>
+              <w:t>Bus with several ports</w:t>
+            </w:r>
+          </w:p>
+        </w:tc>
+        <w:tc>
+          <w:tcPr>
+            <w:tcW w:w="0" w:type="auto"/>
+            <w:vAlign w:val="center"/>
+            <w:hideMark/>
+          </w:tcPr>
+          <w:p>
+            <w:r>
+              <w:t>Shall use &lt;i|o&gt;_bus_&lt;protocol&gt;_&lt;port&gt;_..., &lt;port&gt; as in the contract</w:t>
+            </w:r>
+          </w:p>
+        </w:tc>
+      </w:tr>
+      <w:tr>
+        <w:trPr>
+          <w:tblCellSpacing w:w="15" w:type="dxa"/>
+        </w:trPr>
+        <w:tc>
+          <w:tcPr>
+            <w:tcW w:w="0" w:type="auto"/>
+            <w:vAlign w:val="center"/>
+            <w:hideMark/>
+          </w:tcPr>
+          <w:p>
+            <w:r>
+              <w:t>Technology cell</w:t>
+            </w:r>
+          </w:p>
+        </w:tc>
+        <w:tc>
+          <w:tcPr>
+            <w:tcW w:w="0" w:type="auto"/>
+            <w:vAlign w:val="center"/>
+            <w:hideMark/>
+          </w:tcPr>
+          <w:p>
+            <w:r>
+              <w:t>Shall be instantiated through qnsc_&lt;function&gt;; the library cell only inside, as u_size_only_&lt;function&gt;</w:t>
             </w:r>
           </w:p>
         </w:tc>
